--- a/docs/documentation-individuelle/Documentation-individuelle-Khadija-Ben-Ayed.docx
+++ b/docs/documentation-individuelle/Documentation-individuelle-Khadija-Ben-Ayed.docx
@@ -352,6 +352,166 @@
           </w:p>
         </w:tc>
       </w:tr>
+      <w:tr>
+        <w:tc>
+          <w:tcPr>
+            <w:tcW w:type="dxa" w:w="2880"/>
+          </w:tcPr>
+          <w:p>
+            <w:r>
+              <w:t>« vérifier le projet run ou non, c’est correct ? »</w:t>
+            </w:r>
+          </w:p>
+        </w:tc>
+        <w:tc>
+          <w:tcPr>
+            <w:tcW w:type="dxa" w:w="2880"/>
+          </w:tcPr>
+          <w:p>
+            <w:r>
+              <w:t>Lancement des 9 conteneurs et des tests backend et IA un par un dans Docker</w:t>
+            </w:r>
+          </w:p>
+        </w:tc>
+        <w:tc>
+          <w:tcPr>
+            <w:tcW w:type="dxa" w:w="2880"/>
+          </w:tcPr>
+          <w:p>
+            <w:r>
+              <w:t>Journaux Docker relus ; échecs d’installation (réseau lent) corrigés par des réessais</w:t>
+            </w:r>
+          </w:p>
+        </w:tc>
+      </w:tr>
+      <w:tr>
+        <w:tc>
+          <w:tcPr>
+            <w:tcW w:type="dxa" w:w="2880"/>
+          </w:tcPr>
+          <w:p>
+            <w:r>
+              <w:t>« je veux éliminer swagger complètement … un projet réel pas de mock »</w:t>
+            </w:r>
+          </w:p>
+        </w:tc>
+        <w:tc>
+          <w:tcPr>
+            <w:tcW w:type="dxa" w:w="2880"/>
+          </w:tcPr>
+          <w:p>
+            <w:r>
+              <w:t>Suppression de springdoc, page d’état du backend, entraînement réel de M1 et M6</w:t>
+            </w:r>
+          </w:p>
+        </w:tc>
+        <w:tc>
+          <w:tcPr>
+            <w:tcW w:type="dxa" w:w="2880"/>
+          </w:tcPr>
+          <w:p>
+            <w:r>
+              <w:t>Page /api/status : 6 « Modèle réel »</w:t>
+            </w:r>
+          </w:p>
+        </w:tc>
+      </w:tr>
+      <w:tr>
+        <w:tc>
+          <w:tcPr>
+            <w:tcW w:type="dxa" w:w="2880"/>
+          </w:tcPr>
+          <w:p>
+            <w:r>
+              <w:t>« change le frontend, je veux un travail organisé … et de même le backend »</w:t>
+            </w:r>
+          </w:p>
+        </w:tc>
+        <w:tc>
+          <w:tcPr>
+            <w:tcW w:type="dxa" w:w="2880"/>
+          </w:tcPr>
+          <w:p>
+            <w:r>
+              <w:t>Refonte de l’interface (barre latérale, palette olive et or), écran d’irrigation M2 sur 7 ou 14 jours</w:t>
+            </w:r>
+          </w:p>
+        </w:tc>
+        <w:tc>
+          <w:tcPr>
+            <w:tcW w:type="dxa" w:w="2880"/>
+          </w:tcPr>
+          <w:p>
+            <w:r>
+              <w:t>15 tests Angular, contrôle visuel de chaque page</w:t>
+            </w:r>
+          </w:p>
+        </w:tc>
+      </w:tr>
+      <w:tr>
+        <w:tc>
+          <w:tcPr>
+            <w:tcW w:type="dxa" w:w="2880"/>
+          </w:tcPr>
+          <w:p>
+            <w:r>
+              <w:t>« compare avec la grille d’évaluation »</w:t>
+            </w:r>
+          </w:p>
+        </w:tc>
+        <w:tc>
+          <w:tcPr>
+            <w:tcW w:type="dxa" w:w="2880"/>
+          </w:tcPr>
+          <w:p>
+            <w:r>
+              <w:t>Revue de sécurité (Bandit, npm audit), correction de 2 alertes, chapitre IA générative</w:t>
+            </w:r>
+          </w:p>
+        </w:tc>
+        <w:tc>
+          <w:tcPr>
+            <w:tcW w:type="dxa" w:w="2880"/>
+          </w:tcPr>
+          <w:p>
+            <w:r>
+              <w:t>Tests M1 et M2 relancés après correction, Bandit sans alerte</w:t>
+            </w:r>
+          </w:p>
+        </w:tc>
+      </w:tr>
+      <w:tr>
+        <w:tc>
+          <w:tcPr>
+            <w:tcW w:type="dxa" w:w="2880"/>
+          </w:tcPr>
+          <w:p>
+            <w:r>
+              <w:t>« je veux faire les captures des tests moi-même, donne les commandes »</w:t>
+            </w:r>
+          </w:p>
+        </w:tc>
+        <w:tc>
+          <w:tcPr>
+            <w:tcW w:type="dxa" w:w="2880"/>
+          </w:tcPr>
+          <w:p>
+            <w:r>
+              <w:t>Commandes PowerShell pour chaque série de tests</w:t>
+            </w:r>
+          </w:p>
+        </w:tc>
+        <w:tc>
+          <w:tcPr>
+            <w:tcW w:type="dxa" w:w="2880"/>
+          </w:tcPr>
+          <w:p>
+            <w:r>
+              <w:t>Captures prises par moi : 154 tests réussis</w:t>
+            </w:r>
+          </w:p>
+        </w:tc>
+      </w:tr>
     </w:tbl>
     <w:p>
       <w:r>

--- a/docs/documentation-individuelle/Documentation-individuelle-Khadija-Ben-Ayed.docx
+++ b/docs/documentation-individuelle/Documentation-individuelle-Khadija-Ben-Ayed.docx
@@ -2,6 +2,10 @@
 <file path=word/document.xml><?xml version="1.0" encoding="utf-8"?>
 <w:document xmlns:wpc="http://schemas.microsoft.com/office/word/2010/wordprocessingCanvas" xmlns:mo="http://schemas.microsoft.com/office/mac/office/2008/main" xmlns:mc="http://schemas.openxmlformats.org/markup-compatibility/2006" xmlns:mv="urn:schemas-microsoft-com:mac:vml" xmlns:o="urn:schemas-microsoft-com:office:office" xmlns:r="http://schemas.openxmlformats.org/officeDocument/2006/relationships" xmlns:m="http://schemas.openxmlformats.org/officeDocument/2006/math" xmlns:v="urn:schemas-microsoft-com:vml" xmlns:wp14="http://schemas.microsoft.com/office/word/2010/wordprocessingDrawing" xmlns:wp="http://schemas.openxmlformats.org/drawingml/2006/wordprocessingDrawing" xmlns:w10="urn:schemas-microsoft-com:office:word" xmlns:w="http://schemas.openxmlformats.org/wordprocessingml/2006/main" xmlns:w14="http://schemas.microsoft.com/office/word/2010/wordml" xmlns:wpg="http://schemas.microsoft.com/office/word/2010/wordprocessingGroup" xmlns:wpi="http://schemas.microsoft.com/office/word/2010/wordprocessingInk" xmlns:wne="http://schemas.microsoft.com/office/word/2006/wordml" xmlns:wps="http://schemas.microsoft.com/office/word/2010/wordprocessingShape" mc:Ignorable="w14 wp14">
   <w:body>
+    <w:p/>
+    <w:p/>
+    <w:p/>
+    <w:p/>
     <w:p>
       <w:pPr>
         <w:jc w:val="center"/>
@@ -9,10 +13,25 @@
       <w:r>
         <w:rPr>
           <w:b/>
+          <w:color w:val="A07F1F"/>
+          <w:sz w:val="22"/>
+        </w:rPr>
+        <w:t>ESPRIT · IA FOR SOFTWARE ENGINEERING</w:t>
+      </w:r>
+    </w:p>
+    <w:p>
+      <w:pPr>
+        <w:spacing w:before="360"/>
+        <w:jc w:val="center"/>
+      </w:pPr>
+      <w:r>
+        <w:rPr>
+          <w:rFonts w:ascii="Cambria" w:hAnsi="Cambria"/>
+          <w:b/>
           <w:color w:val="3D4F1C"/>
-          <w:sz w:val="36"/>
+          <w:sz w:val="60"/>
         </w:rPr>
-        <w:t>Zitouna AI — Documentation individuelle</w:t>
+        <w:t>Documentation individuelle</w:t>
       </w:r>
     </w:p>
     <w:p>
@@ -20,41 +39,91 @@
         <w:jc w:val="center"/>
       </w:pPr>
       <w:r>
-        <w:t>IA for Software Engineering · ESPRIT · 5SAE10 · 2026 – 2027</w:t>
+        <w:rPr>
+          <w:color w:val="1D2214"/>
+          <w:sz w:val="28"/>
+        </w:rPr>
+        <w:t>Usage de l’IA générative, prompts et justification du modèle</w:t>
       </w:r>
     </w:p>
+    <w:p>
+      <w:pPr>
+        <w:spacing w:before="600"/>
+        <w:jc w:val="center"/>
+      </w:pPr>
+      <w:r>
+        <w:rPr>
+          <w:rFonts w:ascii="Cambria" w:hAnsi="Cambria"/>
+          <w:b/>
+          <w:color w:val="1D2214"/>
+          <w:sz w:val="44"/>
+        </w:rPr>
+        <w:t>Khadija Ben Ayed</w:t>
+      </w:r>
+    </w:p>
+    <w:p>
+      <w:pPr>
+        <w:jc w:val="center"/>
+      </w:pPr>
+      <w:r>
+        <w:rPr>
+          <w:color w:val="3D4F1C"/>
+          <w:sz w:val="26"/>
+        </w:rPr>
+        <w:t>M2 · Irrigation et alertes météo</w:t>
+      </w:r>
+    </w:p>
+    <w:p/>
+    <w:p/>
+    <w:p/>
     <w:tbl>
       <w:tblPr>
         <w:tblStyle w:val="TableGrid"/>
         <w:tblW w:type="auto" w:w="0"/>
+        <w:jc w:val="center"/>
         <w:tblLook w:firstColumn="1" w:firstRow="1" w:lastColumn="0" w:lastRow="0" w:noHBand="0" w:noVBand="1" w:val="04A0"/>
       </w:tblPr>
       <w:tblGrid>
-        <w:gridCol w:w="4320"/>
-        <w:gridCol w:w="4320"/>
+        <w:gridCol w:w="4706"/>
+        <w:gridCol w:w="4706"/>
       </w:tblGrid>
       <w:tr>
         <w:tc>
           <w:tcPr>
-            <w:tcW w:type="dxa" w:w="4320"/>
+            <w:tcW w:type="dxa" w:w="2835"/>
             <w:shd w:val="clear" w:color="auto" w:fill="E8EDD9"/>
           </w:tcPr>
           <w:p>
+            <w:pPr>
+              <w:spacing w:after="0"/>
+            </w:pPr>
+            <w:r/>
             <w:r>
               <w:rPr>
                 <w:b/>
+                <w:i w:val="0"/>
+                <w:sz w:val="20"/>
               </w:rPr>
-              <w:t>Membre</w:t>
+              <w:t>Projet</w:t>
             </w:r>
           </w:p>
         </w:tc>
         <w:tc>
           <w:tcPr>
-            <w:tcW w:type="dxa" w:w="4320"/>
+            <w:tcW w:type="dxa" w:w="5953"/>
           </w:tcPr>
           <w:p>
+            <w:pPr>
+              <w:spacing w:after="0"/>
+            </w:pPr>
+            <w:r/>
             <w:r>
-              <w:t>Khadija Ben Ayed</w:t>
+              <w:rPr>
+                <w:b w:val="0"/>
+                <w:i w:val="0"/>
+                <w:sz w:val="20"/>
+              </w:rPr>
+              <w:t>Zitouna AI — plateforme d’IA pour les petits oléiculteurs tunisiens</w:t>
             </w:r>
           </w:p>
         </w:tc>
@@ -62,39 +131,19 @@
       <w:tr>
         <w:tc>
           <w:tcPr>
-            <w:tcW w:type="dxa" w:w="4320"/>
+            <w:tcW w:type="dxa" w:w="2835"/>
             <w:shd w:val="clear" w:color="auto" w:fill="E8EDD9"/>
           </w:tcPr>
           <w:p>
+            <w:pPr>
+              <w:spacing w:after="0"/>
+            </w:pPr>
+            <w:r/>
             <w:r>
               <w:rPr>
                 <w:b/>
-              </w:rPr>
-              <w:t>Module d’IA</w:t>
-            </w:r>
-          </w:p>
-        </w:tc>
-        <w:tc>
-          <w:tcPr>
-            <w:tcW w:type="dxa" w:w="4320"/>
-          </w:tcPr>
-          <w:p>
-            <w:r>
-              <w:t>M2 · Irrigation et alertes météo</w:t>
-            </w:r>
-          </w:p>
-        </w:tc>
-      </w:tr>
-      <w:tr>
-        <w:tc>
-          <w:tcPr>
-            <w:tcW w:type="dxa" w:w="4320"/>
-            <w:shd w:val="clear" w:color="auto" w:fill="E8EDD9"/>
-          </w:tcPr>
-          <w:p>
-            <w:r>
-              <w:rPr>
-                <w:b/>
+                <w:i w:val="0"/>
+                <w:sz w:val="20"/>
               </w:rPr>
               <w:t>Rôle transversal</w:t>
             </w:r>
@@ -102,10 +151,19 @@
         </w:tc>
         <w:tc>
           <w:tcPr>
-            <w:tcW w:type="dxa" w:w="4320"/>
+            <w:tcW w:type="dxa" w:w="5953"/>
           </w:tcPr>
           <w:p>
+            <w:pPr>
+              <w:spacing w:after="0"/>
+            </w:pPr>
+            <w:r/>
             <w:r>
+              <w:rPr>
+                <w:b w:val="0"/>
+                <w:i w:val="0"/>
+                <w:sz w:val="20"/>
+              </w:rPr>
               <w:t>Backend et intégration des API</w:t>
             </w:r>
           </w:p>
@@ -114,13 +172,60 @@
       <w:tr>
         <w:tc>
           <w:tcPr>
-            <w:tcW w:type="dxa" w:w="4320"/>
+            <w:tcW w:type="dxa" w:w="2835"/>
             <w:shd w:val="clear" w:color="auto" w:fill="E8EDD9"/>
           </w:tcPr>
           <w:p>
+            <w:pPr>
+              <w:spacing w:after="0"/>
+            </w:pPr>
+            <w:r/>
             <w:r>
               <w:rPr>
                 <w:b/>
+                <w:i w:val="0"/>
+                <w:sz w:val="20"/>
+              </w:rPr>
+              <w:t>Classe</w:t>
+            </w:r>
+          </w:p>
+        </w:tc>
+        <w:tc>
+          <w:tcPr>
+            <w:tcW w:type="dxa" w:w="5953"/>
+          </w:tcPr>
+          <w:p>
+            <w:pPr>
+              <w:spacing w:after="0"/>
+            </w:pPr>
+            <w:r/>
+            <w:r>
+              <w:rPr>
+                <w:b w:val="0"/>
+                <w:i w:val="0"/>
+                <w:sz w:val="20"/>
+              </w:rPr>
+              <w:t>5SAE10</w:t>
+            </w:r>
+          </w:p>
+        </w:tc>
+      </w:tr>
+      <w:tr>
+        <w:tc>
+          <w:tcPr>
+            <w:tcW w:type="dxa" w:w="2835"/>
+            <w:shd w:val="clear" w:color="auto" w:fill="E8EDD9"/>
+          </w:tcPr>
+          <w:p>
+            <w:pPr>
+              <w:spacing w:after="0"/>
+            </w:pPr>
+            <w:r/>
+            <w:r>
+              <w:rPr>
+                <w:b/>
+                <w:i w:val="0"/>
+                <w:sz w:val="20"/>
               </w:rPr>
               <w:t>Encadrant</w:t>
             </w:r>
@@ -128,11 +233,61 @@
         </w:tc>
         <w:tc>
           <w:tcPr>
-            <w:tcW w:type="dxa" w:w="4320"/>
+            <w:tcW w:type="dxa" w:w="5953"/>
           </w:tcPr>
           <w:p>
+            <w:pPr>
+              <w:spacing w:after="0"/>
+            </w:pPr>
+            <w:r/>
             <w:r>
+              <w:rPr>
+                <w:b w:val="0"/>
+                <w:i w:val="0"/>
+                <w:sz w:val="20"/>
+              </w:rPr>
               <w:t>Khemiri Akram</w:t>
+            </w:r>
+          </w:p>
+        </w:tc>
+      </w:tr>
+      <w:tr>
+        <w:tc>
+          <w:tcPr>
+            <w:tcW w:type="dxa" w:w="2835"/>
+            <w:shd w:val="clear" w:color="auto" w:fill="E8EDD9"/>
+          </w:tcPr>
+          <w:p>
+            <w:pPr>
+              <w:spacing w:after="0"/>
+            </w:pPr>
+            <w:r/>
+            <w:r>
+              <w:rPr>
+                <w:b/>
+                <w:i w:val="0"/>
+                <w:sz w:val="20"/>
+              </w:rPr>
+              <w:t>Année universitaire</w:t>
+            </w:r>
+          </w:p>
+        </w:tc>
+        <w:tc>
+          <w:tcPr>
+            <w:tcW w:type="dxa" w:w="5953"/>
+          </w:tcPr>
+          <w:p>
+            <w:pPr>
+              <w:spacing w:after="0"/>
+            </w:pPr>
+            <w:r/>
+            <w:r>
+              <w:rPr>
+                <w:b w:val="0"/>
+                <w:i w:val="0"/>
+                <w:sz w:val="20"/>
+              </w:rPr>
+              <w:t>2026 – 2027</w:t>
             </w:r>
           </w:p>
         </w:tc>
@@ -140,68 +295,428 @@
     </w:tbl>
     <w:p>
       <w:r>
-        <w:rPr>
-          <w:b/>
-          <w:color w:val="3D4F1C"/>
-          <w:sz w:val="26"/>
-        </w:rPr>
-        <w:t>1. Outils d’IA générative utilisés</w:t>
+        <w:br w:type="page"/>
       </w:r>
     </w:p>
     <w:p>
+      <w:pPr>
+        <w:pStyle w:val="Heading1"/>
+      </w:pPr>
       <w:r>
-        <w:t>Claude Code</w:t>
+        <w:t>1. Contexte et rôle</w:t>
       </w:r>
     </w:p>
     <w:p>
+      <w:pPr>
+        <w:spacing w:after="120"/>
+      </w:pPr>
       <w:r>
         <w:rPr>
-          <w:b/>
-          <w:color w:val="3D4F1C"/>
-          <w:sz w:val="26"/>
+          <w:i w:val="0"/>
         </w:rPr>
-        <w:t>2. Journal des prompts et des interactions avec les LLM</w:t>
+        <w:t>Dans le projet Zitouna AI, j’ai porté le module M2 · Irrigation et alertes météo de bout en bout : données, modèle, service FastAPI, intégration dans l’application et écran. Type d’IA : Séries temporelles · réseau de neurones récurrent (LSTM). Rôle transversal : Backend et intégration des API.</w:t>
+      </w:r>
+    </w:p>
+    <w:p>
+      <w:pPr>
+        <w:pStyle w:val="Heading1"/>
+      </w:pPr>
+      <w:r>
+        <w:t>2. Outils d’IA générative utilisés</w:t>
       </w:r>
     </w:p>
     <w:tbl>
       <w:tblPr>
         <w:tblStyle w:val="TableGrid"/>
         <w:tblW w:type="auto" w:w="0"/>
+        <w:jc w:val="center"/>
+        <w:tblLayout w:type="fixed"/>
         <w:tblLook w:firstColumn="1" w:firstRow="1" w:lastColumn="0" w:lastRow="0" w:noHBand="0" w:noVBand="1" w:val="04A0"/>
       </w:tblPr>
       <w:tblGrid>
-        <w:gridCol w:w="2880"/>
-        <w:gridCol w:w="2880"/>
-        <w:gridCol w:w="2880"/>
+        <w:gridCol w:w="3137"/>
+        <w:gridCol w:w="3137"/>
+        <w:gridCol w:w="3137"/>
       </w:tblGrid>
       <w:tr>
+        <w:trPr>
+          <w:tblHeader w:val="true"/>
+        </w:trPr>
         <w:tc>
           <w:tcPr>
-            <w:tcW w:type="dxa" w:w="2880"/>
+            <w:tcW w:type="dxa" w:w="2381"/>
             <w:shd w:val="clear" w:color="auto" w:fill="3D4F1C"/>
           </w:tcPr>
           <w:p>
+            <w:pPr>
+              <w:spacing w:after="0"/>
+            </w:pPr>
             <w:r/>
             <w:r>
               <w:rPr>
                 <w:b/>
+                <w:i w:val="0"/>
                 <w:color w:val="FFFFFF"/>
+                <w:sz w:val="20"/>
               </w:rPr>
-              <w:t>Prompt envoyé</w:t>
+              <w:t>Outil</w:t>
             </w:r>
           </w:p>
         </w:tc>
         <w:tc>
           <w:tcPr>
-            <w:tcW w:type="dxa" w:w="2880"/>
+            <w:tcW w:type="dxa" w:w="2835"/>
             <w:shd w:val="clear" w:color="auto" w:fill="3D4F1C"/>
           </w:tcPr>
           <w:p>
+            <w:pPr>
+              <w:spacing w:after="0"/>
+            </w:pPr>
             <w:r/>
             <w:r>
               <w:rPr>
                 <w:b/>
+                <w:i w:val="0"/>
                 <w:color w:val="FFFFFF"/>
+                <w:sz w:val="20"/>
+              </w:rPr>
+              <w:t>Nature</w:t>
+            </w:r>
+          </w:p>
+        </w:tc>
+        <w:tc>
+          <w:tcPr>
+            <w:tcW w:type="dxa" w:w="4195"/>
+            <w:shd w:val="clear" w:color="auto" w:fill="3D4F1C"/>
+          </w:tcPr>
+          <w:p>
+            <w:pPr>
+              <w:spacing w:after="0"/>
+            </w:pPr>
+            <w:r/>
+            <w:r>
+              <w:rPr>
+                <w:b/>
+                <w:i w:val="0"/>
+                <w:color w:val="FFFFFF"/>
+                <w:sz w:val="20"/>
+              </w:rPr>
+              <w:t>Usage</w:t>
+            </w:r>
+          </w:p>
+        </w:tc>
+      </w:tr>
+      <w:tr>
+        <w:tc>
+          <w:tcPr>
+            <w:tcW w:type="dxa" w:w="2381"/>
+          </w:tcPr>
+          <w:p>
+            <w:pPr>
+              <w:spacing w:after="0"/>
+            </w:pPr>
+            <w:r/>
+            <w:r>
+              <w:rPr>
+                <w:b w:val="0"/>
+                <w:i w:val="0"/>
+                <w:sz w:val="20"/>
+              </w:rPr>
+              <w:t>Claude Code (Anthropic)</w:t>
+            </w:r>
+          </w:p>
+        </w:tc>
+        <w:tc>
+          <w:tcPr>
+            <w:tcW w:type="dxa" w:w="2835"/>
+          </w:tcPr>
+          <w:p>
+            <w:pPr>
+              <w:spacing w:after="0"/>
+            </w:pPr>
+            <w:r/>
+            <w:r>
+              <w:rPr>
+                <w:b w:val="0"/>
+                <w:i w:val="0"/>
+                <w:sz w:val="20"/>
+              </w:rPr>
+              <w:t>Assistant de développement connecté au dépôt</w:t>
+            </w:r>
+          </w:p>
+        </w:tc>
+        <w:tc>
+          <w:tcPr>
+            <w:tcW w:type="dxa" w:w="4195"/>
+          </w:tcPr>
+          <w:p>
+            <w:pPr>
+              <w:spacing w:after="0"/>
+            </w:pPr>
+            <w:r/>
+            <w:r>
+              <w:rPr>
+                <w:b w:val="0"/>
+                <w:i w:val="0"/>
+                <w:sz w:val="20"/>
+              </w:rPr>
+              <w:t>Intégration de M2, backend, frontend, tests, revue de sécurité, rapport, présentation, vidéo</w:t>
+            </w:r>
+          </w:p>
+        </w:tc>
+      </w:tr>
+      <w:tr>
+        <w:tc>
+          <w:tcPr>
+            <w:tcW w:type="dxa" w:w="2381"/>
+            <w:shd w:val="clear" w:color="auto" w:fill="F1F3E8"/>
+          </w:tcPr>
+          <w:p>
+            <w:pPr>
+              <w:spacing w:after="0"/>
+            </w:pPr>
+            <w:r/>
+            <w:r>
+              <w:rPr>
+                <w:b w:val="0"/>
+                <w:i w:val="0"/>
+                <w:sz w:val="20"/>
+              </w:rPr>
+              <w:t>Gemini, Groq</w:t>
+            </w:r>
+          </w:p>
+        </w:tc>
+        <w:tc>
+          <w:tcPr>
+            <w:tcW w:type="dxa" w:w="2835"/>
+            <w:shd w:val="clear" w:color="auto" w:fill="F1F3E8"/>
+          </w:tcPr>
+          <w:p>
+            <w:pPr>
+              <w:spacing w:after="0"/>
+            </w:pPr>
+            <w:r/>
+            <w:r>
+              <w:rPr>
+                <w:b w:val="0"/>
+                <w:i w:val="0"/>
+                <w:sz w:val="20"/>
+              </w:rPr>
+              <w:t>LLM intégrés dans l’application (M5)</w:t>
+            </w:r>
+          </w:p>
+        </w:tc>
+        <w:tc>
+          <w:tcPr>
+            <w:tcW w:type="dxa" w:w="4195"/>
+            <w:shd w:val="clear" w:color="auto" w:fill="F1F3E8"/>
+          </w:tcPr>
+          <w:p>
+            <w:pPr>
+              <w:spacing w:after="0"/>
+            </w:pPr>
+            <w:r/>
+            <w:r>
+              <w:rPr>
+                <w:b w:val="0"/>
+                <w:i w:val="0"/>
+                <w:sz w:val="20"/>
+              </w:rPr>
+              <w:t>Réponses de l’assistant en derja</w:t>
+            </w:r>
+          </w:p>
+        </w:tc>
+      </w:tr>
+      <w:tr>
+        <w:tc>
+          <w:tcPr>
+            <w:tcW w:type="dxa" w:w="2381"/>
+          </w:tcPr>
+          <w:p>
+            <w:pPr>
+              <w:spacing w:after="0"/>
+            </w:pPr>
+            <w:r/>
+            <w:r>
+              <w:rPr>
+                <w:b w:val="0"/>
+                <w:i w:val="0"/>
+                <w:sz w:val="20"/>
+              </w:rPr>
+              <w:t>Bandit, npm audit, JUnit, Vitest, pytest</w:t>
+            </w:r>
+          </w:p>
+        </w:tc>
+        <w:tc>
+          <w:tcPr>
+            <w:tcW w:type="dxa" w:w="2835"/>
+          </w:tcPr>
+          <w:p>
+            <w:pPr>
+              <w:spacing w:after="0"/>
+            </w:pPr>
+            <w:r/>
+            <w:r>
+              <w:rPr>
+                <w:b w:val="0"/>
+                <w:i w:val="0"/>
+                <w:sz w:val="20"/>
+              </w:rPr>
+              <w:t>Contrôle des propositions de l’IA</w:t>
+            </w:r>
+          </w:p>
+        </w:tc>
+        <w:tc>
+          <w:tcPr>
+            <w:tcW w:type="dxa" w:w="4195"/>
+          </w:tcPr>
+          <w:p>
+            <w:pPr>
+              <w:spacing w:after="0"/>
+            </w:pPr>
+            <w:r/>
+            <w:r>
+              <w:rPr>
+                <w:b w:val="0"/>
+                <w:i w:val="0"/>
+                <w:sz w:val="20"/>
+              </w:rPr>
+              <w:t>Sécurité et tests automatiques</w:t>
+            </w:r>
+          </w:p>
+        </w:tc>
+      </w:tr>
+    </w:tbl>
+    <w:p>
+      <w:pPr>
+        <w:spacing w:after="40"/>
+      </w:pPr>
+    </w:p>
+    <w:p>
+      <w:pPr>
+        <w:pStyle w:val="Heading1"/>
+      </w:pPr>
+      <w:r>
+        <w:t>3. Méthode de travail avec l’IA</w:t>
+      </w:r>
+    </w:p>
+    <w:p>
+      <w:pPr>
+        <w:spacing w:after="120"/>
+      </w:pPr>
+      <w:r>
+        <w:rPr>
+          <w:i w:val="0"/>
+        </w:rPr>
+        <w:t>Chaque échange suit la même boucle : une demande précise avec ses contraintes, une proposition de l’IA, une exécution réelle (test, appel d’API, capture), puis une correction si le résultat ne convient pas. Aucun chiffre n’est gardé sans avoir été mesuré.</w:t>
+      </w:r>
+    </w:p>
+    <w:p>
+      <w:pPr>
+        <w:pStyle w:val="Heading1"/>
+      </w:pPr>
+      <w:r>
+        <w:t>4. Journal des prompts et des interactions</w:t>
+      </w:r>
+    </w:p>
+    <w:tbl>
+      <w:tblPr>
+        <w:tblStyle w:val="TableGrid"/>
+        <w:tblW w:type="auto" w:w="0"/>
+        <w:jc w:val="center"/>
+        <w:tblLayout w:type="fixed"/>
+        <w:tblLook w:firstColumn="1" w:firstRow="1" w:lastColumn="0" w:lastRow="0" w:noHBand="0" w:noVBand="1" w:val="04A0"/>
+      </w:tblPr>
+      <w:tblGrid>
+        <w:gridCol w:w="1882"/>
+        <w:gridCol w:w="1882"/>
+        <w:gridCol w:w="1882"/>
+        <w:gridCol w:w="1882"/>
+        <w:gridCol w:w="1882"/>
+      </w:tblGrid>
+      <w:tr>
+        <w:trPr>
+          <w:tblHeader w:val="true"/>
+        </w:trPr>
+        <w:tc>
+          <w:tcPr>
+            <w:tcW w:type="dxa" w:w="1361"/>
+            <w:shd w:val="clear" w:color="auto" w:fill="3D4F1C"/>
+          </w:tcPr>
+          <w:p>
+            <w:pPr>
+              <w:spacing w:after="0"/>
+            </w:pPr>
+            <w:r/>
+            <w:r>
+              <w:rPr>
+                <w:b/>
+                <w:i w:val="0"/>
+                <w:color w:val="FFFFFF"/>
+                <w:sz w:val="20"/>
+              </w:rPr>
+              <w:t>Date</w:t>
+            </w:r>
+          </w:p>
+        </w:tc>
+        <w:tc>
+          <w:tcPr>
+            <w:tcW w:type="dxa" w:w="1191"/>
+            <w:shd w:val="clear" w:color="auto" w:fill="3D4F1C"/>
+          </w:tcPr>
+          <w:p>
+            <w:pPr>
+              <w:spacing w:after="0"/>
+            </w:pPr>
+            <w:r/>
+            <w:r>
+              <w:rPr>
+                <w:b/>
+                <w:i w:val="0"/>
+                <w:color w:val="FFFFFF"/>
+                <w:sz w:val="20"/>
+              </w:rPr>
+              <w:t>Objectif</w:t>
+            </w:r>
+          </w:p>
+        </w:tc>
+        <w:tc>
+          <w:tcPr>
+            <w:tcW w:type="dxa" w:w="2381"/>
+            <w:shd w:val="clear" w:color="auto" w:fill="3D4F1C"/>
+          </w:tcPr>
+          <w:p>
+            <w:pPr>
+              <w:spacing w:after="0"/>
+            </w:pPr>
+            <w:r/>
+            <w:r>
+              <w:rPr>
+                <w:b/>
+                <w:i w:val="0"/>
+                <w:color w:val="FFFFFF"/>
+                <w:sz w:val="20"/>
+              </w:rPr>
+              <w:t>Prompt (extrait réel)</w:t>
+            </w:r>
+          </w:p>
+        </w:tc>
+        <w:tc>
+          <w:tcPr>
+            <w:tcW w:type="dxa" w:w="2438"/>
+            <w:shd w:val="clear" w:color="auto" w:fill="3D4F1C"/>
+          </w:tcPr>
+          <w:p>
+            <w:pPr>
+              <w:spacing w:after="0"/>
+            </w:pPr>
+            <w:r/>
+            <w:r>
+              <w:rPr>
+                <w:b/>
+                <w:i w:val="0"/>
+                <w:color w:val="FFFFFF"/>
+                <w:sz w:val="20"/>
               </w:rPr>
               <w:t>Réponse / action de l’IA</w:t>
             </w:r>
@@ -209,17 +724,22 @@
         </w:tc>
         <w:tc>
           <w:tcPr>
-            <w:tcW w:type="dxa" w:w="2880"/>
+            <w:tcW w:type="dxa" w:w="2041"/>
             <w:shd w:val="clear" w:color="auto" w:fill="3D4F1C"/>
           </w:tcPr>
           <w:p>
+            <w:pPr>
+              <w:spacing w:after="0"/>
+            </w:pPr>
             <w:r/>
             <w:r>
               <w:rPr>
                 <w:b/>
+                <w:i w:val="0"/>
                 <w:color w:val="FFFFFF"/>
+                <w:sz w:val="20"/>
               </w:rPr>
-              <w:t>Ce que j’ai gardé, corrigé et vérifié</w:t>
+              <w:t>Vérification</w:t>
             </w:r>
           </w:p>
         </w:tc>
@@ -227,31 +747,96 @@
       <w:tr>
         <w:tc>
           <w:tcPr>
-            <w:tcW w:type="dxa" w:w="2880"/>
+            <w:tcW w:type="dxa" w:w="1361"/>
           </w:tcPr>
           <w:p>
+            <w:pPr>
+              <w:spacing w:after="0"/>
+            </w:pPr>
+            <w:r/>
             <w:r>
-              <w:t>« tu peux le travailler M2 et M4, je veux un travail correct, je veux le valider demain »</w:t>
+              <w:rPr>
+                <w:b w:val="0"/>
+                <w:i w:val="0"/>
+                <w:sz w:val="20"/>
+              </w:rPr>
+              <w:t>17/10/2026</w:t>
             </w:r>
           </w:p>
         </w:tc>
         <w:tc>
           <w:tcPr>
-            <w:tcW w:type="dxa" w:w="2880"/>
+            <w:tcW w:type="dxa" w:w="1191"/>
           </w:tcPr>
           <w:p>
+            <w:pPr>
+              <w:spacing w:after="0"/>
+            </w:pPr>
+            <w:r/>
             <w:r>
-              <w:t>Entraînement du LSTM sur ERA5, service FastAPI, écran d’irrigation</w:t>
+              <w:rPr>
+                <w:b w:val="0"/>
+                <w:i w:val="0"/>
+                <w:sz w:val="20"/>
+              </w:rPr>
+              <w:t>Vérifier le projet</w:t>
             </w:r>
           </w:p>
         </w:tc>
         <w:tc>
           <w:tcPr>
-            <w:tcW w:type="dxa" w:w="2880"/>
+            <w:tcW w:type="dxa" w:w="2381"/>
           </w:tcPr>
           <w:p>
+            <w:pPr>
+              <w:spacing w:after="0"/>
+            </w:pPr>
+            <w:r/>
             <w:r>
-              <w:t>8 tests, comparaison avec Open-Meteo à Sfax</w:t>
+              <w:rPr>
+                <w:b w:val="0"/>
+                <w:i w:val="0"/>
+                <w:sz w:val="20"/>
+              </w:rPr>
+              <w:t>« vérifier le projet run ou non, c’est correct ? »</w:t>
+            </w:r>
+          </w:p>
+        </w:tc>
+        <w:tc>
+          <w:tcPr>
+            <w:tcW w:type="dxa" w:w="2438"/>
+          </w:tcPr>
+          <w:p>
+            <w:pPr>
+              <w:spacing w:after="0"/>
+            </w:pPr>
+            <w:r/>
+            <w:r>
+              <w:rPr>
+                <w:b w:val="0"/>
+                <w:i w:val="0"/>
+                <w:sz w:val="20"/>
+              </w:rPr>
+              <w:t>Lancement des 9 conteneurs et des tests un par un dans Docker</w:t>
+            </w:r>
+          </w:p>
+        </w:tc>
+        <w:tc>
+          <w:tcPr>
+            <w:tcW w:type="dxa" w:w="2041"/>
+          </w:tcPr>
+          <w:p>
+            <w:pPr>
+              <w:spacing w:after="0"/>
+            </w:pPr>
+            <w:r/>
+            <w:r>
+              <w:rPr>
+                <w:b w:val="0"/>
+                <w:i w:val="0"/>
+                <w:sz w:val="20"/>
+              </w:rPr>
+              <w:t>Journaux relus ; installations relancées sur réseau lent</w:t>
             </w:r>
           </w:p>
         </w:tc>
@@ -259,31 +844,101 @@
       <w:tr>
         <w:tc>
           <w:tcPr>
-            <w:tcW w:type="dxa" w:w="2880"/>
+            <w:tcW w:type="dxa" w:w="1361"/>
+            <w:shd w:val="clear" w:color="auto" w:fill="F1F3E8"/>
           </w:tcPr>
           <w:p>
+            <w:pPr>
+              <w:spacing w:after="0"/>
+            </w:pPr>
+            <w:r/>
             <w:r>
-              <w:t>« je veux avec API non mock des valeurs réelles »</w:t>
+              <w:rPr>
+                <w:b w:val="0"/>
+                <w:i w:val="0"/>
+                <w:sz w:val="20"/>
+              </w:rPr>
+              <w:t>17/10/2026</w:t>
             </w:r>
           </w:p>
         </w:tc>
         <w:tc>
           <w:tcPr>
-            <w:tcW w:type="dxa" w:w="2880"/>
+            <w:tcW w:type="dxa" w:w="1191"/>
+            <w:shd w:val="clear" w:color="auto" w:fill="F1F3E8"/>
           </w:tcPr>
           <w:p>
+            <w:pPr>
+              <w:spacing w:after="0"/>
+            </w:pPr>
+            <w:r/>
             <w:r>
-              <w:t>Branchement d’Open-Meteo avec cache et repli explicite</w:t>
+              <w:rPr>
+                <w:b w:val="0"/>
+                <w:i w:val="0"/>
+                <w:sz w:val="20"/>
+              </w:rPr>
+              <w:t>Réaliser M2</w:t>
             </w:r>
           </w:p>
         </w:tc>
         <w:tc>
           <w:tcPr>
-            <w:tcW w:type="dxa" w:w="2880"/>
+            <w:tcW w:type="dxa" w:w="2381"/>
+            <w:shd w:val="clear" w:color="auto" w:fill="F1F3E8"/>
           </w:tcPr>
           <w:p>
+            <w:pPr>
+              <w:spacing w:after="0"/>
+            </w:pPr>
+            <w:r/>
             <w:r>
-              <w:t>Appel réel de l’API, test « panne de la météo »</w:t>
+              <w:rPr>
+                <w:b w:val="0"/>
+                <w:i w:val="0"/>
+                <w:sz w:val="20"/>
+              </w:rPr>
+              <w:t>« tu peux le travailler M2 et M4, je veux un travail correct »</w:t>
+            </w:r>
+          </w:p>
+        </w:tc>
+        <w:tc>
+          <w:tcPr>
+            <w:tcW w:type="dxa" w:w="2438"/>
+            <w:shd w:val="clear" w:color="auto" w:fill="F1F3E8"/>
+          </w:tcPr>
+          <w:p>
+            <w:pPr>
+              <w:spacing w:after="0"/>
+            </w:pPr>
+            <w:r/>
+            <w:r>
+              <w:rPr>
+                <w:b w:val="0"/>
+                <w:i w:val="0"/>
+                <w:sz w:val="20"/>
+              </w:rPr>
+              <w:t>Entraînement du LSTM sur ERA5, service FastAPI, écran d’irrigation</w:t>
+            </w:r>
+          </w:p>
+        </w:tc>
+        <w:tc>
+          <w:tcPr>
+            <w:tcW w:type="dxa" w:w="2041"/>
+            <w:shd w:val="clear" w:color="auto" w:fill="F1F3E8"/>
+          </w:tcPr>
+          <w:p>
+            <w:pPr>
+              <w:spacing w:after="0"/>
+            </w:pPr>
+            <w:r/>
+            <w:r>
+              <w:rPr>
+                <w:b w:val="0"/>
+                <w:i w:val="0"/>
+                <w:sz w:val="20"/>
+              </w:rPr>
+              <w:t>8 tests ; comparaison avec Open-Meteo à Sfax</w:t>
             </w:r>
           </w:p>
         </w:tc>
@@ -291,30 +946,294 @@
       <w:tr>
         <w:tc>
           <w:tcPr>
-            <w:tcW w:type="dxa" w:w="2880"/>
+            <w:tcW w:type="dxa" w:w="1361"/>
           </w:tcPr>
           <w:p>
+            <w:pPr>
+              <w:spacing w:after="0"/>
+            </w:pPr>
+            <w:r/>
             <w:r>
-              <w:t>« je veux un compte admin et un compte utilisateur … admin il a 1 seule compte »</w:t>
+              <w:rPr>
+                <w:b w:val="0"/>
+                <w:i w:val="0"/>
+                <w:sz w:val="20"/>
+              </w:rPr>
+              <w:t>17/10/2026</w:t>
             </w:r>
           </w:p>
         </w:tc>
         <w:tc>
           <w:tcPr>
-            <w:tcW w:type="dxa" w:w="2880"/>
+            <w:tcW w:type="dxa" w:w="1191"/>
           </w:tcPr>
           <w:p>
+            <w:pPr>
+              <w:spacing w:after="0"/>
+            </w:pPr>
+            <w:r/>
             <w:r>
+              <w:rPr>
+                <w:b w:val="0"/>
+                <w:i w:val="0"/>
+                <w:sz w:val="20"/>
+              </w:rPr>
+              <w:t>Données réelles</w:t>
+            </w:r>
+          </w:p>
+        </w:tc>
+        <w:tc>
+          <w:tcPr>
+            <w:tcW w:type="dxa" w:w="2381"/>
+          </w:tcPr>
+          <w:p>
+            <w:pPr>
+              <w:spacing w:after="0"/>
+            </w:pPr>
+            <w:r/>
+            <w:r>
+              <w:rPr>
+                <w:b w:val="0"/>
+                <w:i w:val="0"/>
+                <w:sz w:val="20"/>
+              </w:rPr>
+              <w:t>« je veux avec API non mock des valeurs réelles »</w:t>
+            </w:r>
+          </w:p>
+        </w:tc>
+        <w:tc>
+          <w:tcPr>
+            <w:tcW w:type="dxa" w:w="2438"/>
+          </w:tcPr>
+          <w:p>
+            <w:pPr>
+              <w:spacing w:after="0"/>
+            </w:pPr>
+            <w:r/>
+            <w:r>
+              <w:rPr>
+                <w:b w:val="0"/>
+                <w:i w:val="0"/>
+                <w:sz w:val="20"/>
+              </w:rPr>
+              <w:t>Branchement d’Open-Meteo avec cache d’une heure et repli explicite</w:t>
+            </w:r>
+          </w:p>
+        </w:tc>
+        <w:tc>
+          <w:tcPr>
+            <w:tcW w:type="dxa" w:w="2041"/>
+          </w:tcPr>
+          <w:p>
+            <w:pPr>
+              <w:spacing w:after="0"/>
+            </w:pPr>
+            <w:r/>
+            <w:r>
+              <w:rPr>
+                <w:b w:val="0"/>
+                <w:i w:val="0"/>
+                <w:sz w:val="20"/>
+              </w:rPr>
+              <w:t>Appel réel ; test « panne de la météo »</w:t>
+            </w:r>
+          </w:p>
+        </w:tc>
+      </w:tr>
+      <w:tr>
+        <w:tc>
+          <w:tcPr>
+            <w:tcW w:type="dxa" w:w="1361"/>
+            <w:shd w:val="clear" w:color="auto" w:fill="F1F3E8"/>
+          </w:tcPr>
+          <w:p>
+            <w:pPr>
+              <w:spacing w:after="0"/>
+            </w:pPr>
+            <w:r/>
+            <w:r>
+              <w:rPr>
+                <w:b w:val="0"/>
+                <w:i w:val="0"/>
+                <w:sz w:val="20"/>
+              </w:rPr>
+              <w:t>17/10/2026</w:t>
+            </w:r>
+          </w:p>
+        </w:tc>
+        <w:tc>
+          <w:tcPr>
+            <w:tcW w:type="dxa" w:w="1191"/>
+            <w:shd w:val="clear" w:color="auto" w:fill="F1F3E8"/>
+          </w:tcPr>
+          <w:p>
+            <w:pPr>
+              <w:spacing w:after="0"/>
+            </w:pPr>
+            <w:r/>
+            <w:r>
+              <w:rPr>
+                <w:b w:val="0"/>
+                <w:i w:val="0"/>
+                <w:sz w:val="20"/>
+              </w:rPr>
+              <w:t>Projet réel</w:t>
+            </w:r>
+          </w:p>
+        </w:tc>
+        <w:tc>
+          <w:tcPr>
+            <w:tcW w:type="dxa" w:w="2381"/>
+            <w:shd w:val="clear" w:color="auto" w:fill="F1F3E8"/>
+          </w:tcPr>
+          <w:p>
+            <w:pPr>
+              <w:spacing w:after="0"/>
+            </w:pPr>
+            <w:r/>
+            <w:r>
+              <w:rPr>
+                <w:b w:val="0"/>
+                <w:i w:val="0"/>
+                <w:sz w:val="20"/>
+              </w:rPr>
+              <w:t>« je veux éliminer swagger complètement … pas de mock »</w:t>
+            </w:r>
+          </w:p>
+        </w:tc>
+        <w:tc>
+          <w:tcPr>
+            <w:tcW w:type="dxa" w:w="2438"/>
+            <w:shd w:val="clear" w:color="auto" w:fill="F1F3E8"/>
+          </w:tcPr>
+          <w:p>
+            <w:pPr>
+              <w:spacing w:after="0"/>
+            </w:pPr>
+            <w:r/>
+            <w:r>
+              <w:rPr>
+                <w:b w:val="0"/>
+                <w:i w:val="0"/>
+                <w:sz w:val="20"/>
+              </w:rPr>
+              <w:t>Suppression de springdoc, page d’état, entraînement réel de M1 et M6</w:t>
+            </w:r>
+          </w:p>
+        </w:tc>
+        <w:tc>
+          <w:tcPr>
+            <w:tcW w:type="dxa" w:w="2041"/>
+            <w:shd w:val="clear" w:color="auto" w:fill="F1F3E8"/>
+          </w:tcPr>
+          <w:p>
+            <w:pPr>
+              <w:spacing w:after="0"/>
+            </w:pPr>
+            <w:r/>
+            <w:r>
+              <w:rPr>
+                <w:b w:val="0"/>
+                <w:i w:val="0"/>
+                <w:sz w:val="20"/>
+              </w:rPr>
+              <w:t>Page /api/status : 6 « Modèle réel »</w:t>
+            </w:r>
+          </w:p>
+        </w:tc>
+      </w:tr>
+      <w:tr>
+        <w:tc>
+          <w:tcPr>
+            <w:tcW w:type="dxa" w:w="1361"/>
+          </w:tcPr>
+          <w:p>
+            <w:pPr>
+              <w:spacing w:after="0"/>
+            </w:pPr>
+            <w:r/>
+            <w:r>
+              <w:rPr>
+                <w:b w:val="0"/>
+                <w:i w:val="0"/>
+                <w:sz w:val="20"/>
+              </w:rPr>
+              <w:t>17/10/2026</w:t>
+            </w:r>
+          </w:p>
+        </w:tc>
+        <w:tc>
+          <w:tcPr>
+            <w:tcW w:type="dxa" w:w="1191"/>
+          </w:tcPr>
+          <w:p>
+            <w:pPr>
+              <w:spacing w:after="0"/>
+            </w:pPr>
+            <w:r/>
+            <w:r>
+              <w:rPr>
+                <w:b w:val="0"/>
+                <w:i w:val="0"/>
+                <w:sz w:val="20"/>
+              </w:rPr>
+              <w:t>Rôles</w:t>
+            </w:r>
+          </w:p>
+        </w:tc>
+        <w:tc>
+          <w:tcPr>
+            <w:tcW w:type="dxa" w:w="2381"/>
+          </w:tcPr>
+          <w:p>
+            <w:pPr>
+              <w:spacing w:after="0"/>
+            </w:pPr>
+            <w:r/>
+            <w:r>
+              <w:rPr>
+                <w:b w:val="0"/>
+                <w:i w:val="0"/>
+                <w:sz w:val="20"/>
+              </w:rPr>
+              <w:t>« un compte admin et un compte utilisateur … admin 1 seul compte »</w:t>
+            </w:r>
+          </w:p>
+        </w:tc>
+        <w:tc>
+          <w:tcPr>
+            <w:tcW w:type="dxa" w:w="2438"/>
+          </w:tcPr>
+          <w:p>
+            <w:pPr>
+              <w:spacing w:after="0"/>
+            </w:pPr>
+            <w:r/>
+            <w:r>
+              <w:rPr>
+                <w:b w:val="0"/>
+                <w:i w:val="0"/>
+                <w:sz w:val="20"/>
+              </w:rPr>
               <w:t>Administrateur unique, routes /api/admin protégées</w:t>
             </w:r>
           </w:p>
         </w:tc>
         <w:tc>
           <w:tcPr>
-            <w:tcW w:type="dxa" w:w="2880"/>
+            <w:tcW w:type="dxa" w:w="2041"/>
           </w:tcPr>
           <w:p>
+            <w:pPr>
+              <w:spacing w:after="0"/>
+            </w:pPr>
+            <w:r/>
             <w:r>
+              <w:rPr>
+                <w:b w:val="0"/>
+                <w:i w:val="0"/>
+                <w:sz w:val="20"/>
+              </w:rPr>
               <w:t>Agriculteur → 403, administrateur → 200</w:t>
             </w:r>
           </w:p>
@@ -323,30 +1242,197 @@
       <w:tr>
         <w:tc>
           <w:tcPr>
-            <w:tcW w:type="dxa" w:w="2880"/>
+            <w:tcW w:type="dxa" w:w="1361"/>
+            <w:shd w:val="clear" w:color="auto" w:fill="F1F3E8"/>
           </w:tcPr>
           <w:p>
+            <w:pPr>
+              <w:spacing w:after="0"/>
+            </w:pPr>
+            <w:r/>
             <w:r>
+              <w:rPr>
+                <w:b w:val="0"/>
+                <w:i w:val="0"/>
+                <w:sz w:val="20"/>
+              </w:rPr>
+              <w:t>17/10/2026</w:t>
+            </w:r>
+          </w:p>
+        </w:tc>
+        <w:tc>
+          <w:tcPr>
+            <w:tcW w:type="dxa" w:w="1191"/>
+            <w:shd w:val="clear" w:color="auto" w:fill="F1F3E8"/>
+          </w:tcPr>
+          <w:p>
+            <w:pPr>
+              <w:spacing w:after="0"/>
+            </w:pPr>
+            <w:r/>
+            <w:r>
+              <w:rPr>
+                <w:b w:val="0"/>
+                <w:i w:val="0"/>
+                <w:sz w:val="20"/>
+              </w:rPr>
+              <w:t>Interface</w:t>
+            </w:r>
+          </w:p>
+        </w:tc>
+        <w:tc>
+          <w:tcPr>
+            <w:tcW w:type="dxa" w:w="2381"/>
+            <w:shd w:val="clear" w:color="auto" w:fill="F1F3E8"/>
+          </w:tcPr>
+          <w:p>
+            <w:pPr>
+              <w:spacing w:after="0"/>
+            </w:pPr>
+            <w:r/>
+            <w:r>
+              <w:rPr>
+                <w:b w:val="0"/>
+                <w:i w:val="0"/>
+                <w:sz w:val="20"/>
+              </w:rPr>
+              <w:t>« change le frontend, je veux un travail organisé »</w:t>
+            </w:r>
+          </w:p>
+        </w:tc>
+        <w:tc>
+          <w:tcPr>
+            <w:tcW w:type="dxa" w:w="2438"/>
+            <w:shd w:val="clear" w:color="auto" w:fill="F1F3E8"/>
+          </w:tcPr>
+          <w:p>
+            <w:pPr>
+              <w:spacing w:after="0"/>
+            </w:pPr>
+            <w:r/>
+            <w:r>
+              <w:rPr>
+                <w:b w:val="0"/>
+                <w:i w:val="0"/>
+                <w:sz w:val="20"/>
+              </w:rPr>
+              <w:t>Barre latérale, palette olive et or, irrigation sur 7 ou 14 jours</w:t>
+            </w:r>
+          </w:p>
+        </w:tc>
+        <w:tc>
+          <w:tcPr>
+            <w:tcW w:type="dxa" w:w="2041"/>
+            <w:shd w:val="clear" w:color="auto" w:fill="F1F3E8"/>
+          </w:tcPr>
+          <w:p>
+            <w:pPr>
+              <w:spacing w:after="0"/>
+            </w:pPr>
+            <w:r/>
+            <w:r>
+              <w:rPr>
+                <w:b w:val="0"/>
+                <w:i w:val="0"/>
+                <w:sz w:val="20"/>
+              </w:rPr>
+              <w:t>15 tests Angular, contrôle de chaque page</w:t>
+            </w:r>
+          </w:p>
+        </w:tc>
+      </w:tr>
+      <w:tr>
+        <w:tc>
+          <w:tcPr>
+            <w:tcW w:type="dxa" w:w="1361"/>
+          </w:tcPr>
+          <w:p>
+            <w:pPr>
+              <w:spacing w:after="0"/>
+            </w:pPr>
+            <w:r/>
+            <w:r>
+              <w:rPr>
+                <w:b w:val="0"/>
+                <w:i w:val="0"/>
+                <w:sz w:val="20"/>
+              </w:rPr>
+              <w:t>18/10/2026</w:t>
+            </w:r>
+          </w:p>
+        </w:tc>
+        <w:tc>
+          <w:tcPr>
+            <w:tcW w:type="dxa" w:w="1191"/>
+          </w:tcPr>
+          <w:p>
+            <w:pPr>
+              <w:spacing w:after="0"/>
+            </w:pPr>
+            <w:r/>
+            <w:r>
+              <w:rPr>
+                <w:b w:val="0"/>
+                <w:i w:val="0"/>
+                <w:sz w:val="20"/>
+              </w:rPr>
+              <w:t>Vidéo</w:t>
+            </w:r>
+          </w:p>
+        </w:tc>
+        <w:tc>
+          <w:tcPr>
+            <w:tcW w:type="dxa" w:w="2381"/>
+          </w:tcPr>
+          <w:p>
+            <w:pPr>
+              <w:spacing w:after="0"/>
+            </w:pPr>
+            <w:r/>
+            <w:r>
+              <w:rPr>
+                <w:b w:val="0"/>
+                <w:i w:val="0"/>
+                <w:sz w:val="20"/>
+              </w:rPr>
               <w:t>« tous les modules run correctement dans la vidéo ? »</w:t>
             </w:r>
           </w:p>
         </w:tc>
         <w:tc>
           <w:tcPr>
-            <w:tcW w:type="dxa" w:w="2880"/>
+            <w:tcW w:type="dxa" w:w="2438"/>
           </w:tcPr>
           <w:p>
+            <w:pPr>
+              <w:spacing w:after="0"/>
+            </w:pPr>
+            <w:r/>
             <w:r>
+              <w:rPr>
+                <w:b w:val="0"/>
+                <w:i w:val="0"/>
+                <w:sz w:val="20"/>
+              </w:rPr>
               <w:t>Lecture des prédictions enregistrées pendant la vidéo</w:t>
             </w:r>
           </w:p>
         </w:tc>
         <w:tc>
           <w:tcPr>
-            <w:tcW w:type="dxa" w:w="2880"/>
+            <w:tcW w:type="dxa" w:w="2041"/>
           </w:tcPr>
           <w:p>
+            <w:pPr>
+              <w:spacing w:after="0"/>
+            </w:pPr>
+            <w:r/>
             <w:r>
+              <w:rPr>
+                <w:b w:val="0"/>
+                <w:i w:val="0"/>
+                <w:sz w:val="20"/>
+              </w:rPr>
               <w:t>7 appels réels, aucun en mode de repli</w:t>
             </w:r>
           </w:p>
@@ -355,31 +1441,101 @@
       <w:tr>
         <w:tc>
           <w:tcPr>
-            <w:tcW w:type="dxa" w:w="2880"/>
+            <w:tcW w:type="dxa" w:w="1361"/>
+            <w:shd w:val="clear" w:color="auto" w:fill="F1F3E8"/>
           </w:tcPr>
           <w:p>
+            <w:pPr>
+              <w:spacing w:after="0"/>
+            </w:pPr>
+            <w:r/>
             <w:r>
-              <w:t>« vérifier le projet run ou non, c’est correct ? »</w:t>
+              <w:rPr>
+                <w:b w:val="0"/>
+                <w:i w:val="0"/>
+                <w:sz w:val="20"/>
+              </w:rPr>
+              <w:t>18/10/2026</w:t>
             </w:r>
           </w:p>
         </w:tc>
         <w:tc>
           <w:tcPr>
-            <w:tcW w:type="dxa" w:w="2880"/>
+            <w:tcW w:type="dxa" w:w="1191"/>
+            <w:shd w:val="clear" w:color="auto" w:fill="F1F3E8"/>
           </w:tcPr>
           <w:p>
+            <w:pPr>
+              <w:spacing w:after="0"/>
+            </w:pPr>
+            <w:r/>
             <w:r>
-              <w:t>Lancement des 9 conteneurs et des tests backend et IA un par un dans Docker</w:t>
+              <w:rPr>
+                <w:b w:val="0"/>
+                <w:i w:val="0"/>
+                <w:sz w:val="20"/>
+              </w:rPr>
+              <w:t>Grille</w:t>
             </w:r>
           </w:p>
         </w:tc>
         <w:tc>
           <w:tcPr>
-            <w:tcW w:type="dxa" w:w="2880"/>
+            <w:tcW w:type="dxa" w:w="2381"/>
+            <w:shd w:val="clear" w:color="auto" w:fill="F1F3E8"/>
           </w:tcPr>
           <w:p>
+            <w:pPr>
+              <w:spacing w:after="0"/>
+            </w:pPr>
+            <w:r/>
             <w:r>
-              <w:t>Journaux Docker relus ; échecs d’installation (réseau lent) corrigés par des réessais</w:t>
+              <w:rPr>
+                <w:b w:val="0"/>
+                <w:i w:val="0"/>
+                <w:sz w:val="20"/>
+              </w:rPr>
+              <w:t>« compare avec la grille d’évaluation »</w:t>
+            </w:r>
+          </w:p>
+        </w:tc>
+        <w:tc>
+          <w:tcPr>
+            <w:tcW w:type="dxa" w:w="2438"/>
+            <w:shd w:val="clear" w:color="auto" w:fill="F1F3E8"/>
+          </w:tcPr>
+          <w:p>
+            <w:pPr>
+              <w:spacing w:after="0"/>
+            </w:pPr>
+            <w:r/>
+            <w:r>
+              <w:rPr>
+                <w:b w:val="0"/>
+                <w:i w:val="0"/>
+                <w:sz w:val="20"/>
+              </w:rPr>
+              <w:t>Revue de sécurité, correction de 2 alertes Bandit, chapitre IA générative</w:t>
+            </w:r>
+          </w:p>
+        </w:tc>
+        <w:tc>
+          <w:tcPr>
+            <w:tcW w:type="dxa" w:w="2041"/>
+            <w:shd w:val="clear" w:color="auto" w:fill="F1F3E8"/>
+          </w:tcPr>
+          <w:p>
+            <w:pPr>
+              <w:spacing w:after="0"/>
+            </w:pPr>
+            <w:r/>
+            <w:r>
+              <w:rPr>
+                <w:b w:val="0"/>
+                <w:i w:val="0"/>
+                <w:sz w:val="20"/>
+              </w:rPr>
+              <w:t>Tests M1 et M2 relancés ; Bandit sans alerte</w:t>
             </w:r>
           </w:p>
         </w:tc>
@@ -387,31 +1543,169 @@
       <w:tr>
         <w:tc>
           <w:tcPr>
-            <w:tcW w:type="dxa" w:w="2880"/>
+            <w:tcW w:type="dxa" w:w="1361"/>
           </w:tcPr>
           <w:p>
+            <w:pPr>
+              <w:spacing w:after="0"/>
+            </w:pPr>
+            <w:r/>
             <w:r>
-              <w:t>« je veux éliminer swagger complètement … un projet réel pas de mock »</w:t>
+              <w:rPr>
+                <w:b w:val="0"/>
+                <w:i w:val="0"/>
+                <w:sz w:val="20"/>
+              </w:rPr>
+              <w:t>18/10/2026</w:t>
             </w:r>
           </w:p>
         </w:tc>
         <w:tc>
           <w:tcPr>
-            <w:tcW w:type="dxa" w:w="2880"/>
+            <w:tcW w:type="dxa" w:w="1191"/>
           </w:tcPr>
           <w:p>
+            <w:pPr>
+              <w:spacing w:after="0"/>
+            </w:pPr>
+            <w:r/>
             <w:r>
-              <w:t>Suppression de springdoc, page d’état du backend, entraînement réel de M1 et M6</w:t>
+              <w:rPr>
+                <w:b w:val="0"/>
+                <w:i w:val="0"/>
+                <w:sz w:val="20"/>
+              </w:rPr>
+              <w:t>Tests</w:t>
             </w:r>
           </w:p>
         </w:tc>
         <w:tc>
           <w:tcPr>
-            <w:tcW w:type="dxa" w:w="2880"/>
+            <w:tcW w:type="dxa" w:w="2381"/>
           </w:tcPr>
           <w:p>
+            <w:pPr>
+              <w:spacing w:after="0"/>
+            </w:pPr>
+            <w:r/>
             <w:r>
-              <w:t>Page /api/status : 6 « Modèle réel »</w:t>
+              <w:rPr>
+                <w:b w:val="0"/>
+                <w:i w:val="0"/>
+                <w:sz w:val="20"/>
+              </w:rPr>
+              <w:t>« donne les commandes, je fais les captures moi-même »</w:t>
+            </w:r>
+          </w:p>
+        </w:tc>
+        <w:tc>
+          <w:tcPr>
+            <w:tcW w:type="dxa" w:w="2438"/>
+          </w:tcPr>
+          <w:p>
+            <w:pPr>
+              <w:spacing w:after="0"/>
+            </w:pPr>
+            <w:r/>
+            <w:r>
+              <w:rPr>
+                <w:b w:val="0"/>
+                <w:i w:val="0"/>
+                <w:sz w:val="20"/>
+              </w:rPr>
+              <w:t>Commandes PowerShell pour chaque série de tests</w:t>
+            </w:r>
+          </w:p>
+        </w:tc>
+        <w:tc>
+          <w:tcPr>
+            <w:tcW w:type="dxa" w:w="2041"/>
+          </w:tcPr>
+          <w:p>
+            <w:pPr>
+              <w:spacing w:after="0"/>
+            </w:pPr>
+            <w:r/>
+            <w:r>
+              <w:rPr>
+                <w:b w:val="0"/>
+                <w:i w:val="0"/>
+                <w:sz w:val="20"/>
+              </w:rPr>
+              <w:t>Captures prises par moi : 154 tests réussis</w:t>
+            </w:r>
+          </w:p>
+        </w:tc>
+      </w:tr>
+    </w:tbl>
+    <w:p>
+      <w:pPr>
+        <w:spacing w:after="40"/>
+      </w:pPr>
+    </w:p>
+    <w:p>
+      <w:pPr>
+        <w:pStyle w:val="Heading1"/>
+      </w:pPr>
+      <w:r>
+        <w:t>5. Justification du modèle d’IA choisi</w:t>
+      </w:r>
+    </w:p>
+    <w:tbl>
+      <w:tblPr>
+        <w:tblStyle w:val="TableGrid"/>
+        <w:tblW w:type="auto" w:w="0"/>
+        <w:jc w:val="center"/>
+        <w:tblLayout w:type="fixed"/>
+        <w:tblLook w:firstColumn="1" w:firstRow="1" w:lastColumn="0" w:lastRow="0" w:noHBand="0" w:noVBand="1" w:val="04A0"/>
+      </w:tblPr>
+      <w:tblGrid>
+        <w:gridCol w:w="4706"/>
+        <w:gridCol w:w="4706"/>
+      </w:tblGrid>
+      <w:tr>
+        <w:trPr>
+          <w:tblHeader w:val="true"/>
+        </w:trPr>
+        <w:tc>
+          <w:tcPr>
+            <w:tcW w:type="dxa" w:w="4876"/>
+            <w:shd w:val="clear" w:color="auto" w:fill="3D4F1C"/>
+          </w:tcPr>
+          <w:p>
+            <w:pPr>
+              <w:spacing w:after="0"/>
+            </w:pPr>
+            <w:r/>
+            <w:r>
+              <w:rPr>
+                <w:b/>
+                <w:i w:val="0"/>
+                <w:color w:val="FFFFFF"/>
+                <w:sz w:val="20"/>
+              </w:rPr>
+              <w:t>Modèle comparé</w:t>
+            </w:r>
+          </w:p>
+        </w:tc>
+        <w:tc>
+          <w:tcPr>
+            <w:tcW w:type="dxa" w:w="4535"/>
+            <w:shd w:val="clear" w:color="auto" w:fill="3D4F1C"/>
+          </w:tcPr>
+          <w:p>
+            <w:pPr>
+              <w:spacing w:after="0"/>
+            </w:pPr>
+            <w:r/>
+            <w:r>
+              <w:rPr>
+                <w:b/>
+                <w:i w:val="0"/>
+                <w:color w:val="FFFFFF"/>
+                <w:sz w:val="20"/>
+              </w:rPr>
+              <w:t>Résultat sur les données de test</w:t>
             </w:r>
           </w:p>
         </w:tc>
@@ -419,31 +1713,39 @@
       <w:tr>
         <w:tc>
           <w:tcPr>
-            <w:tcW w:type="dxa" w:w="2880"/>
+            <w:tcW w:type="dxa" w:w="4876"/>
           </w:tcPr>
           <w:p>
+            <w:pPr>
+              <w:spacing w:after="0"/>
+            </w:pPr>
+            <w:r/>
             <w:r>
-              <w:t>« change le frontend, je veux un travail organisé … et de même le backend »</w:t>
+              <w:rPr>
+                <w:b w:val="0"/>
+                <w:i w:val="0"/>
+                <w:sz w:val="20"/>
+              </w:rPr>
+              <w:t>Même jour l’an dernier (référence)</w:t>
             </w:r>
           </w:p>
         </w:tc>
         <w:tc>
           <w:tcPr>
-            <w:tcW w:type="dxa" w:w="2880"/>
+            <w:tcW w:type="dxa" w:w="4535"/>
           </w:tcPr>
           <w:p>
+            <w:pPr>
+              <w:spacing w:after="0"/>
+            </w:pPr>
+            <w:r/>
             <w:r>
-              <w:t>Refonte de l’interface (barre latérale, palette olive et or), écran d’irrigation M2 sur 7 ou 14 jours</w:t>
-            </w:r>
-          </w:p>
-        </w:tc>
-        <w:tc>
-          <w:tcPr>
-            <w:tcW w:type="dxa" w:w="2880"/>
-          </w:tcPr>
-          <w:p>
-            <w:r>
-              <w:t>15 tests Angular, contrôle visuel de chaque page</w:t>
+              <w:rPr>
+                <w:b w:val="0"/>
+                <w:i w:val="0"/>
+                <w:sz w:val="20"/>
+              </w:rPr>
+              <w:t>MAE 1,06 mm/j</w:t>
             </w:r>
           </w:p>
         </w:tc>
@@ -451,31 +1753,41 @@
       <w:tr>
         <w:tc>
           <w:tcPr>
-            <w:tcW w:type="dxa" w:w="2880"/>
+            <w:tcW w:type="dxa" w:w="4876"/>
+            <w:shd w:val="clear" w:color="auto" w:fill="F1F3E8"/>
           </w:tcPr>
           <w:p>
+            <w:pPr>
+              <w:spacing w:after="0"/>
+            </w:pPr>
+            <w:r/>
             <w:r>
-              <w:t>« compare avec la grille d’évaluation »</w:t>
+              <w:rPr>
+                <w:b w:val="0"/>
+                <w:i w:val="0"/>
+                <w:sz w:val="20"/>
+              </w:rPr>
+              <w:t>Persistance sur 7 jours</w:t>
             </w:r>
           </w:p>
         </w:tc>
         <w:tc>
           <w:tcPr>
-            <w:tcW w:type="dxa" w:w="2880"/>
+            <w:tcW w:type="dxa" w:w="4535"/>
+            <w:shd w:val="clear" w:color="auto" w:fill="F1F3E8"/>
           </w:tcPr>
           <w:p>
+            <w:pPr>
+              <w:spacing w:after="0"/>
+            </w:pPr>
+            <w:r/>
             <w:r>
-              <w:t>Revue de sécurité (Bandit, npm audit), correction de 2 alertes, chapitre IA générative</w:t>
-            </w:r>
-          </w:p>
-        </w:tc>
-        <w:tc>
-          <w:tcPr>
-            <w:tcW w:type="dxa" w:w="2880"/>
-          </w:tcPr>
-          <w:p>
-            <w:r>
-              <w:t>Tests M1 et M2 relancés après correction, Bandit sans alerte</w:t>
+              <w:rPr>
+                <w:b w:val="0"/>
+                <w:i w:val="0"/>
+                <w:sz w:val="20"/>
+              </w:rPr>
+              <w:t>MAE 0,80 mm/j</w:t>
             </w:r>
           </w:p>
         </w:tc>
@@ -483,74 +1795,559 @@
       <w:tr>
         <w:tc>
           <w:tcPr>
-            <w:tcW w:type="dxa" w:w="2880"/>
+            <w:tcW w:type="dxa" w:w="4876"/>
           </w:tcPr>
           <w:p>
+            <w:pPr>
+              <w:spacing w:after="0"/>
+            </w:pPr>
+            <w:r/>
             <w:r>
-              <w:t>« je veux faire les captures des tests moi-même, donne les commandes »</w:t>
+              <w:rPr>
+                <w:b w:val="0"/>
+                <w:i w:val="0"/>
+                <w:sz w:val="20"/>
+              </w:rPr>
+              <w:t>Prophet (dates communes)</w:t>
             </w:r>
           </w:p>
         </w:tc>
         <w:tc>
           <w:tcPr>
-            <w:tcW w:type="dxa" w:w="2880"/>
+            <w:tcW w:type="dxa" w:w="4535"/>
           </w:tcPr>
           <w:p>
+            <w:pPr>
+              <w:spacing w:after="0"/>
+            </w:pPr>
+            <w:r/>
             <w:r>
-              <w:t>Commandes PowerShell pour chaque série de tests</w:t>
+              <w:rPr>
+                <w:b w:val="0"/>
+                <w:i w:val="0"/>
+                <w:sz w:val="20"/>
+              </w:rPr>
+              <w:t>MAE 0,666 mm/j</w:t>
+            </w:r>
+          </w:p>
+        </w:tc>
+      </w:tr>
+      <w:tr>
+        <w:tc>
+          <w:tcPr>
+            <w:tcW w:type="dxa" w:w="4876"/>
+            <w:shd w:val="clear" w:color="auto" w:fill="F1F3E8"/>
+          </w:tcPr>
+          <w:p>
+            <w:pPr>
+              <w:spacing w:after="0"/>
+            </w:pPr>
+            <w:r/>
+            <w:r>
+              <w:rPr>
+                <w:b w:val="0"/>
+                <w:i w:val="0"/>
+                <w:sz w:val="20"/>
+              </w:rPr>
+              <w:t>LSTM global (modèle retenu)</w:t>
             </w:r>
           </w:p>
         </w:tc>
         <w:tc>
           <w:tcPr>
-            <w:tcW w:type="dxa" w:w="2880"/>
+            <w:tcW w:type="dxa" w:w="4535"/>
+            <w:shd w:val="clear" w:color="auto" w:fill="F1F3E8"/>
           </w:tcPr>
           <w:p>
+            <w:pPr>
+              <w:spacing w:after="0"/>
+            </w:pPr>
+            <w:r/>
             <w:r>
-              <w:t>Captures prises par moi : 154 tests réussis</w:t>
+              <w:rPr>
+                <w:b w:val="0"/>
+                <w:i w:val="0"/>
+                <w:sz w:val="20"/>
+              </w:rPr>
+              <w:t>MAE 0,71 mm/j · 0,657 sur les dates communes</w:t>
             </w:r>
           </w:p>
         </w:tc>
       </w:tr>
     </w:tbl>
     <w:p>
+      <w:pPr>
+        <w:spacing w:after="40"/>
+      </w:pPr>
+    </w:p>
+    <w:p>
+      <w:pPr>
+        <w:spacing w:after="120"/>
+      </w:pPr>
       <w:r>
         <w:rPr>
-          <w:b/>
-          <w:color w:val="3D4F1C"/>
-          <w:sz w:val="26"/>
+          <w:i w:val="0"/>
         </w:rPr>
-        <w:t>3. Justification du modèle choisi</w:t>
+        <w:t>Le LSTM a l’erreur la plus faible : 33 % de moins que la référence, et légèrement mieux que Prophet sur les mêmes dates. Ses poids sont exécutés en NumPy dans le service (écart avec PyTorch de 1,6 × 10⁻⁶ mm/j) : l’image Docker reste légère (327 Mo) et la réponse est immédiate. Le besoin en eau suit ensuite la formule FAO-56, avec des alertes gel (≤ 0 °C) et canicule (≥ 40 °C) issues des prévisions Open-Meteo.</w:t>
       </w:r>
     </w:p>
     <w:p>
+      <w:pPr>
+        <w:pStyle w:val="Heading1"/>
+      </w:pPr>
       <w:r>
-        <w:t>Comparé à « même jour l’an dernier » (1,06 mm/j), à la persistance 7 jours (0,80) et à Prophet : le LSTM a la plus faible erreur (0,71 mm/j) et s’exécute en NumPy, ce qui allège le service.</w:t>
+        <w:t>6. Gains de productivité</w:t>
+      </w:r>
+    </w:p>
+    <w:tbl>
+      <w:tblPr>
+        <w:tblStyle w:val="TableGrid"/>
+        <w:tblW w:type="auto" w:w="0"/>
+        <w:jc w:val="center"/>
+        <w:tblLayout w:type="fixed"/>
+        <w:tblLook w:firstColumn="1" w:firstRow="1" w:lastColumn="0" w:lastRow="0" w:noHBand="0" w:noVBand="1" w:val="04A0"/>
+      </w:tblPr>
+      <w:tblGrid>
+        <w:gridCol w:w="3137"/>
+        <w:gridCol w:w="3137"/>
+        <w:gridCol w:w="3137"/>
+      </w:tblGrid>
+      <w:tr>
+        <w:trPr>
+          <w:tblHeader w:val="true"/>
+        </w:trPr>
+        <w:tc>
+          <w:tcPr>
+            <w:tcW w:type="dxa" w:w="2835"/>
+            <w:shd w:val="clear" w:color="auto" w:fill="3D4F1C"/>
+          </w:tcPr>
+          <w:p>
+            <w:pPr>
+              <w:spacing w:after="0"/>
+            </w:pPr>
+            <w:r/>
+            <w:r>
+              <w:rPr>
+                <w:b/>
+                <w:i w:val="0"/>
+                <w:color w:val="FFFFFF"/>
+                <w:sz w:val="20"/>
+              </w:rPr>
+              <w:t>Tâche</w:t>
+            </w:r>
+          </w:p>
+        </w:tc>
+        <w:tc>
+          <w:tcPr>
+            <w:tcW w:type="dxa" w:w="3628"/>
+            <w:shd w:val="clear" w:color="auto" w:fill="3D4F1C"/>
+          </w:tcPr>
+          <w:p>
+            <w:pPr>
+              <w:spacing w:after="0"/>
+            </w:pPr>
+            <w:r/>
+            <w:r>
+              <w:rPr>
+                <w:b/>
+                <w:i w:val="0"/>
+                <w:color w:val="FFFFFF"/>
+                <w:sz w:val="20"/>
+              </w:rPr>
+              <w:t>Apport de l’IA</w:t>
+            </w:r>
+          </w:p>
+        </w:tc>
+        <w:tc>
+          <w:tcPr>
+            <w:tcW w:type="dxa" w:w="2948"/>
+            <w:shd w:val="clear" w:color="auto" w:fill="3D4F1C"/>
+          </w:tcPr>
+          <w:p>
+            <w:pPr>
+              <w:spacing w:after="0"/>
+            </w:pPr>
+            <w:r/>
+            <w:r>
+              <w:rPr>
+                <w:b/>
+                <w:i w:val="0"/>
+                <w:color w:val="FFFFFF"/>
+                <w:sz w:val="20"/>
+              </w:rPr>
+              <w:t>Limite constatée</w:t>
+            </w:r>
+          </w:p>
+        </w:tc>
+      </w:tr>
+      <w:tr>
+        <w:tc>
+          <w:tcPr>
+            <w:tcW w:type="dxa" w:w="2835"/>
+          </w:tcPr>
+          <w:p>
+            <w:pPr>
+              <w:spacing w:after="0"/>
+            </w:pPr>
+            <w:r/>
+            <w:r>
+              <w:rPr>
+                <w:b w:val="0"/>
+                <w:i w:val="0"/>
+                <w:sz w:val="20"/>
+              </w:rPr>
+              <w:t>Intégration d’un module (service, API, écran)</w:t>
+            </w:r>
+          </w:p>
+        </w:tc>
+        <w:tc>
+          <w:tcPr>
+            <w:tcW w:type="dxa" w:w="3628"/>
+          </w:tcPr>
+          <w:p>
+            <w:pPr>
+              <w:spacing w:after="0"/>
+            </w:pPr>
+            <w:r/>
+            <w:r>
+              <w:rPr>
+                <w:b w:val="0"/>
+                <w:i w:val="0"/>
+                <w:sz w:val="20"/>
+              </w:rPr>
+              <w:t>Code et tests produits dans la même séance</w:t>
+            </w:r>
+          </w:p>
+        </w:tc>
+        <w:tc>
+          <w:tcPr>
+            <w:tcW w:type="dxa" w:w="2948"/>
+          </w:tcPr>
+          <w:p>
+            <w:pPr>
+              <w:spacing w:after="0"/>
+            </w:pPr>
+            <w:r/>
+            <w:r>
+              <w:rPr>
+                <w:b w:val="0"/>
+                <w:i w:val="0"/>
+                <w:sz w:val="20"/>
+              </w:rPr>
+              <w:t>Relecture de chaque fichier</w:t>
+            </w:r>
+          </w:p>
+        </w:tc>
+      </w:tr>
+      <w:tr>
+        <w:tc>
+          <w:tcPr>
+            <w:tcW w:type="dxa" w:w="2835"/>
+            <w:shd w:val="clear" w:color="auto" w:fill="F1F3E8"/>
+          </w:tcPr>
+          <w:p>
+            <w:pPr>
+              <w:spacing w:after="0"/>
+            </w:pPr>
+            <w:r/>
+            <w:r>
+              <w:rPr>
+                <w:b w:val="0"/>
+                <w:i w:val="0"/>
+                <w:sz w:val="20"/>
+              </w:rPr>
+              <w:t>Diagnostic d’erreurs Docker et Maven</w:t>
+            </w:r>
+          </w:p>
+        </w:tc>
+        <w:tc>
+          <w:tcPr>
+            <w:tcW w:type="dxa" w:w="3628"/>
+            <w:shd w:val="clear" w:color="auto" w:fill="F1F3E8"/>
+          </w:tcPr>
+          <w:p>
+            <w:pPr>
+              <w:spacing w:after="0"/>
+            </w:pPr>
+            <w:r/>
+            <w:r>
+              <w:rPr>
+                <w:b w:val="0"/>
+                <w:i w:val="0"/>
+                <w:sz w:val="20"/>
+              </w:rPr>
+              <w:t>Analyse des journaux et contournements proposés</w:t>
+            </w:r>
+          </w:p>
+        </w:tc>
+        <w:tc>
+          <w:tcPr>
+            <w:tcW w:type="dxa" w:w="2948"/>
+            <w:shd w:val="clear" w:color="auto" w:fill="F1F3E8"/>
+          </w:tcPr>
+          <w:p>
+            <w:pPr>
+              <w:spacing w:after="0"/>
+            </w:pPr>
+            <w:r/>
+            <w:r>
+              <w:rPr>
+                <w:b w:val="0"/>
+                <w:i w:val="0"/>
+                <w:sz w:val="20"/>
+              </w:rPr>
+              <w:t>Plusieurs essais parfois nécessaires</w:t>
+            </w:r>
+          </w:p>
+        </w:tc>
+      </w:tr>
+      <w:tr>
+        <w:tc>
+          <w:tcPr>
+            <w:tcW w:type="dxa" w:w="2835"/>
+          </w:tcPr>
+          <w:p>
+            <w:pPr>
+              <w:spacing w:after="0"/>
+            </w:pPr>
+            <w:r/>
+            <w:r>
+              <w:rPr>
+                <w:b w:val="0"/>
+                <w:i w:val="0"/>
+                <w:sz w:val="20"/>
+              </w:rPr>
+              <w:t>Tests automatiques</w:t>
+            </w:r>
+          </w:p>
+        </w:tc>
+        <w:tc>
+          <w:tcPr>
+            <w:tcW w:type="dxa" w:w="3628"/>
+          </w:tcPr>
+          <w:p>
+            <w:pPr>
+              <w:spacing w:after="0"/>
+            </w:pPr>
+            <w:r/>
+            <w:r>
+              <w:rPr>
+                <w:b w:val="0"/>
+                <w:i w:val="0"/>
+                <w:sz w:val="20"/>
+              </w:rPr>
+              <w:t>Cas limites écrits rapidement (panne météo, alertes)</w:t>
+            </w:r>
+          </w:p>
+        </w:tc>
+        <w:tc>
+          <w:tcPr>
+            <w:tcW w:type="dxa" w:w="2948"/>
+          </w:tcPr>
+          <w:p>
+            <w:pPr>
+              <w:spacing w:after="0"/>
+            </w:pPr>
+            <w:r/>
+            <w:r>
+              <w:rPr>
+                <w:b w:val="0"/>
+                <w:i w:val="0"/>
+                <w:sz w:val="20"/>
+              </w:rPr>
+              <w:t>Un test peut être ignoré si l’environnement est faux</w:t>
+            </w:r>
+          </w:p>
+        </w:tc>
+      </w:tr>
+      <w:tr>
+        <w:tc>
+          <w:tcPr>
+            <w:tcW w:type="dxa" w:w="2835"/>
+            <w:shd w:val="clear" w:color="auto" w:fill="F1F3E8"/>
+          </w:tcPr>
+          <w:p>
+            <w:pPr>
+              <w:spacing w:after="0"/>
+            </w:pPr>
+            <w:r/>
+            <w:r>
+              <w:rPr>
+                <w:b w:val="0"/>
+                <w:i w:val="0"/>
+                <w:sz w:val="20"/>
+              </w:rPr>
+              <w:t>Documentation et démonstration</w:t>
+            </w:r>
+          </w:p>
+        </w:tc>
+        <w:tc>
+          <w:tcPr>
+            <w:tcW w:type="dxa" w:w="3628"/>
+            <w:shd w:val="clear" w:color="auto" w:fill="F1F3E8"/>
+          </w:tcPr>
+          <w:p>
+            <w:pPr>
+              <w:spacing w:after="0"/>
+            </w:pPr>
+            <w:r/>
+            <w:r>
+              <w:rPr>
+                <w:b w:val="0"/>
+                <w:i w:val="0"/>
+                <w:sz w:val="20"/>
+              </w:rPr>
+              <w:t>Rapport, captures et vidéo produits à partir des résultats réels</w:t>
+            </w:r>
+          </w:p>
+        </w:tc>
+        <w:tc>
+          <w:tcPr>
+            <w:tcW w:type="dxa" w:w="2948"/>
+            <w:shd w:val="clear" w:color="auto" w:fill="F1F3E8"/>
+          </w:tcPr>
+          <w:p>
+            <w:pPr>
+              <w:spacing w:after="0"/>
+            </w:pPr>
+            <w:r/>
+            <w:r>
+              <w:rPr>
+                <w:b w:val="0"/>
+                <w:i w:val="0"/>
+                <w:sz w:val="20"/>
+              </w:rPr>
+              <w:t>Contenu validé par moi</w:t>
+            </w:r>
+          </w:p>
+        </w:tc>
+      </w:tr>
+    </w:tbl>
+    <w:p>
+      <w:pPr>
+        <w:spacing w:after="40"/>
+      </w:pPr>
+    </w:p>
+    <w:p>
+      <w:pPr>
+        <w:pStyle w:val="Heading1"/>
+      </w:pPr>
+      <w:r>
+        <w:t>7. Limites et bonnes pratiques retenues</w:t>
       </w:r>
     </w:p>
     <w:p>
+      <w:pPr>
+        <w:pStyle w:val="ListBullet"/>
+      </w:pPr>
       <w:r>
-        <w:rPr>
-          <w:b/>
-          <w:color w:val="3D4F1C"/>
-          <w:sz w:val="26"/>
-        </w:rPr>
-        <w:t>4. Gain de productivité et limites de l’IA</w:t>
+        <w:t>Donner des consignes précises et des contraintes explicites (« valeurs réelles, pas de mock ») améliore nettement le résultat.</w:t>
       </w:r>
     </w:p>
     <w:p>
+      <w:pPr>
+        <w:pStyle w:val="ListBullet"/>
+      </w:pPr>
       <w:r>
-        <w:t>Intégration et tests produits dans la même séance ; erreurs de l’IA corrigées (commandes Windows, chemins de modèles), chaque résultat vérifié par exécution.</w:t>
+        <w:t>Ne jamais accepter un résultat sans l’exécuter : chaque proposition a été vérifiée par un test, un appel réel ou une capture.</w:t>
+      </w:r>
+    </w:p>
+    <w:p>
+      <w:pPr>
+        <w:pStyle w:val="ListBullet"/>
+      </w:pPr>
+      <w:r>
+        <w:t>Fournir le contexte (capture d’écran, message d’erreur complet) accélère le diagnostic.</w:t>
+      </w:r>
+    </w:p>
+    <w:p>
+      <w:pPr>
+        <w:pStyle w:val="ListBullet"/>
+      </w:pPr>
+      <w:r>
+        <w:t>Ne jamais partager de secret avec l’IA ni dans une capture : une clé d’API visible dans une capture a dû être régénérée.</w:t>
+      </w:r>
+    </w:p>
+    <w:p>
+      <w:pPr>
+        <w:pStyle w:val="ListBullet"/>
+      </w:pPr>
+      <w:r>
+        <w:t>L’IA se trompe parfois (commandes non compatibles avec PowerShell, chemins de modèles) : garder un esprit critique.</w:t>
+      </w:r>
+    </w:p>
+    <w:p>
+      <w:pPr>
+        <w:pStyle w:val="Heading1"/>
+      </w:pPr>
+      <w:r>
+        <w:t>8. Conclusion</w:t>
+      </w:r>
+    </w:p>
+    <w:p>
+      <w:pPr>
+        <w:spacing w:after="120"/>
+      </w:pPr>
+      <w:r>
+        <w:rPr>
+          <w:i w:val="0"/>
+        </w:rPr>
+        <w:t>L’IA générative a accéléré l’intégration de M2 et de la plateforme, du code aux tests et à la documentation. Son apport dépend de la précision des demandes et de la vérification systématique de ses propositions : elle m’a fait gagner du temps sans remplacer mon jugement.</w:t>
       </w:r>
     </w:p>
     <w:sectPr>
-      <w:pgSz w:w="12240" w:h="15840"/>
-      <w:pgMar w:top="1440" w:right="1800" w:bottom="1440" w:left="1800" w:header="720" w:footer="720" w:gutter="0"/>
+      <w:headerReference w:type="default" r:id="rId9"/>
+      <w:footerReference w:type="default" r:id="rId10"/>
+      <w:pgSz w:w="11906" w:h="16838"/>
+      <w:pgMar w:top="1247" w:right="1247" w:bottom="1134" w:left="1247" w:header="720" w:footer="720" w:gutter="0"/>
       <w:cols w:space="720"/>
+      <w:titlePg/>
       <w:docGrid w:linePitch="360"/>
     </w:sectPr>
   </w:body>
 </w:document>
+</file>
+
+<file path=word/footer1.xml><?xml version="1.0" encoding="utf-8"?>
+<w:ftr xmlns:m="http://schemas.openxmlformats.org/officeDocument/2006/math" xmlns:mc="http://schemas.openxmlformats.org/markup-compatibility/2006" xmlns:mo="http://schemas.microsoft.com/office/mac/office/2008/main" xmlns:mv="urn:schemas-microsoft-com:mac:vml" xmlns:o="urn:schemas-microsoft-com:office:office" xmlns:r="http://schemas.openxmlformats.org/officeDocument/2006/relationships" xmlns:v="urn:schemas-microsoft-com:vml" xmlns:w10="urn:schemas-microsoft-com:office:word" xmlns:w14="http://schemas.microsoft.com/office/word/2010/wordml" xmlns:w="http://schemas.openxmlformats.org/wordprocessingml/2006/main" xmlns:wne="http://schemas.microsoft.com/office/word/2006/wordml" xmlns:wp14="http://schemas.microsoft.com/office/word/2010/wordprocessingDrawing" xmlns:wp="http://schemas.openxmlformats.org/drawingml/2006/wordprocessingDrawing" xmlns:wpc="http://schemas.microsoft.com/office/word/2010/wordprocessingCanvas" xmlns:wpg="http://schemas.microsoft.com/office/word/2010/wordprocessingGroup" xmlns:wpi="http://schemas.microsoft.com/office/word/2010/wordprocessingInk" xmlns:wps="http://schemas.microsoft.com/office/word/2010/wordprocessingShape" mc:Ignorable="w14 wp14">
+  <w:p>
+    <w:pPr>
+      <w:pStyle w:val="Footer"/>
+      <w:jc w:val="center"/>
+    </w:pPr>
+    <w:r/>
+    <w:r>
+      <w:rPr>
+        <w:color w:val="8A8E7D"/>
+        <w:sz w:val="17"/>
+      </w:rPr>
+      <w:t xml:space="preserve">IA for Software Engineering · ESPRIT · 5SAE10 · page </w:t>
+    </w:r>
+    <w:r>
+      <w:fldChar w:fldCharType="begin"/>
+      <w:instrText xml:space="preserve">PAGE</w:instrText>
+      <w:fldChar w:fldCharType="end"/>
+    </w:r>
+  </w:p>
+</w:ftr>
+</file>
+
+<file path=word/header1.xml><?xml version="1.0" encoding="utf-8"?>
+<w:hdr xmlns:m="http://schemas.openxmlformats.org/officeDocument/2006/math" xmlns:mc="http://schemas.openxmlformats.org/markup-compatibility/2006" xmlns:mo="http://schemas.microsoft.com/office/mac/office/2008/main" xmlns:mv="urn:schemas-microsoft-com:mac:vml" xmlns:o="urn:schemas-microsoft-com:office:office" xmlns:r="http://schemas.openxmlformats.org/officeDocument/2006/relationships" xmlns:v="urn:schemas-microsoft-com:vml" xmlns:w10="urn:schemas-microsoft-com:office:word" xmlns:w14="http://schemas.microsoft.com/office/word/2010/wordml" xmlns:w="http://schemas.openxmlformats.org/wordprocessingml/2006/main" xmlns:wne="http://schemas.microsoft.com/office/word/2006/wordml" xmlns:wp14="http://schemas.microsoft.com/office/word/2010/wordprocessingDrawing" xmlns:wp="http://schemas.openxmlformats.org/drawingml/2006/wordprocessingDrawing" xmlns:wpc="http://schemas.microsoft.com/office/word/2010/wordprocessingCanvas" xmlns:wpg="http://schemas.microsoft.com/office/word/2010/wordprocessingGroup" xmlns:wpi="http://schemas.microsoft.com/office/word/2010/wordprocessingInk" xmlns:wps="http://schemas.microsoft.com/office/word/2010/wordprocessingShape" mc:Ignorable="w14 wp14">
+  <w:p>
+    <w:pPr>
+      <w:pStyle w:val="Header"/>
+    </w:pPr>
+    <w:r/>
+    <w:r>
+      <w:rPr>
+        <w:color w:val="8A8E7D"/>
+        <w:sz w:val="17"/>
+      </w:rPr>
+      <w:t>Zitouna AI · Documentation individuelle · Khadija Ben Ayed</w:t>
+    </w:r>
+  </w:p>
+</w:hdr>
 </file>
 
 <file path=word/numbering.xml><?xml version="1.0" encoding="utf-8"?>
@@ -917,7 +2714,8 @@
     <w:qFormat/>
     <w:rsid w:val="00FC693F"/>
     <w:rPr>
-      <w:rFonts w:ascii="Calibri" w:hAnsi="Calibri"/>
+      <w:rFonts w:ascii="Calibri" w:hAnsi="Calibri" w:eastAsia="Calibri"/>
+      <w:color w:val="1D2214"/>
       <w:sz w:val="22"/>
     </w:rPr>
   </w:style>
@@ -976,15 +2774,15 @@
     <w:pPr>
       <w:keepNext/>
       <w:keepLines/>
-      <w:spacing w:before="480" w:after="0"/>
+      <w:spacing w:before="280" w:after="120"/>
       <w:outlineLvl w:val="0"/>
     </w:pPr>
     <w:rPr>
-      <w:rFonts w:asciiTheme="majorHAnsi" w:eastAsiaTheme="majorEastAsia" w:hAnsiTheme="majorHAnsi" w:cstheme="majorBidi"/>
+      <w:rFonts w:asciiTheme="majorHAnsi" w:eastAsiaTheme="majorEastAsia" w:hAnsiTheme="majorHAnsi" w:cstheme="majorBidi" w:ascii="Cambria" w:hAnsi="Cambria" w:eastAsia="Cambria"/>
       <w:b/>
       <w:bCs/>
-      <w:color w:val="365F91" w:themeColor="accent1" w:themeShade="BF"/>
-      <w:sz w:val="28"/>
+      <w:color w:val="3D4F1C"/>
+      <w:sz w:val="30"/>
       <w:szCs w:val="28"/>
     </w:rPr>
   </w:style>

--- a/docs/documentation-individuelle/Documentation-individuelle-Khadija-Ben-Ayed.docx
+++ b/docs/documentation-individuelle/Documentation-individuelle-Khadija-Ben-Ayed.docx
@@ -613,6 +613,17 @@
     </w:p>
     <w:p>
       <w:pPr>
+        <w:spacing w:after="120"/>
+      </w:pPr>
+      <w:r>
+        <w:rPr>
+          <w:i w:val="0"/>
+        </w:rPr>
+        <w:t>Les prompts du journal sont reformulés en français correct et classés par phase du projet ; leur sens, les réponses de l’IA et les résultats sont ceux des échanges réels.</w:t>
+      </w:r>
+    </w:p>
+    <w:p>
+      <w:pPr>
         <w:pStyle w:val="Heading1"/>
       </w:pPr>
       <w:r>
@@ -676,7 +687,28 @@
                 <w:color w:val="FFFFFF"/>
                 <w:sz w:val="20"/>
               </w:rPr>
-              <w:t>Objectif</w:t>
+              <w:t>Phase</w:t>
+            </w:r>
+          </w:p>
+        </w:tc>
+        <w:tc>
+          <w:tcPr>
+            <w:tcW w:type="dxa" w:w="2494"/>
+            <w:shd w:val="clear" w:color="auto" w:fill="3D4F1C"/>
+          </w:tcPr>
+          <w:p>
+            <w:pPr>
+              <w:spacing w:after="0"/>
+            </w:pPr>
+            <w:r/>
+            <w:r>
+              <w:rPr>
+                <w:b/>
+                <w:i w:val="0"/>
+                <w:color w:val="FFFFFF"/>
+                <w:sz w:val="20"/>
+              </w:rPr>
+              <w:t>Prompt (reformulé)</w:t>
             </w:r>
           </w:p>
         </w:tc>
@@ -697,34 +729,13 @@
                 <w:color w:val="FFFFFF"/>
                 <w:sz w:val="20"/>
               </w:rPr>
-              <w:t>Prompt (extrait réel)</w:t>
-            </w:r>
-          </w:p>
-        </w:tc>
-        <w:tc>
-          <w:tcPr>
-            <w:tcW w:type="dxa" w:w="2438"/>
-            <w:shd w:val="clear" w:color="auto" w:fill="3D4F1C"/>
-          </w:tcPr>
-          <w:p>
-            <w:pPr>
-              <w:spacing w:after="0"/>
-            </w:pPr>
-            <w:r/>
-            <w:r>
-              <w:rPr>
-                <w:b/>
-                <w:i w:val="0"/>
-                <w:color w:val="FFFFFF"/>
-                <w:sz w:val="20"/>
-              </w:rPr>
               <w:t>Réponse / action de l’IA</w:t>
             </w:r>
           </w:p>
         </w:tc>
         <w:tc>
           <w:tcPr>
-            <w:tcW w:type="dxa" w:w="2041"/>
+            <w:tcW w:type="dxa" w:w="1984"/>
             <w:shd w:val="clear" w:color="auto" w:fill="3D4F1C"/>
           </w:tcPr>
           <w:p>
@@ -779,7 +790,26 @@
                 <w:i w:val="0"/>
                 <w:sz w:val="20"/>
               </w:rPr>
-              <w:t>Vérifier le projet</w:t>
+              <w:t>Analyse</w:t>
+            </w:r>
+          </w:p>
+        </w:tc>
+        <w:tc>
+          <w:tcPr>
+            <w:tcW w:type="dxa" w:w="2494"/>
+          </w:tcPr>
+          <w:p>
+            <w:pPr>
+              <w:spacing w:after="0"/>
+            </w:pPr>
+            <w:r/>
+            <w:r>
+              <w:rPr>
+                <w:b w:val="0"/>
+                <w:i w:val="0"/>
+                <w:sz w:val="20"/>
+              </w:rPr>
+              <w:t>Vérifie que le projet démarre correctement et que tous les tests passent, puis signale-moi les erreurs.</w:t>
             </w:r>
           </w:p>
         </w:tc>
@@ -798,32 +828,13 @@
                 <w:i w:val="0"/>
                 <w:sz w:val="20"/>
               </w:rPr>
-              <w:t>« vérifier le projet run ou non, c’est correct ? »</w:t>
-            </w:r>
-          </w:p>
-        </w:tc>
-        <w:tc>
-          <w:tcPr>
-            <w:tcW w:type="dxa" w:w="2438"/>
-          </w:tcPr>
-          <w:p>
-            <w:pPr>
-              <w:spacing w:after="0"/>
-            </w:pPr>
-            <w:r/>
-            <w:r>
-              <w:rPr>
-                <w:b w:val="0"/>
-                <w:i w:val="0"/>
-                <w:sz w:val="20"/>
-              </w:rPr>
               <w:t>Lancement des 9 conteneurs et des tests un par un dans Docker</w:t>
             </w:r>
           </w:p>
         </w:tc>
         <w:tc>
           <w:tcPr>
-            <w:tcW w:type="dxa" w:w="2041"/>
+            <w:tcW w:type="dxa" w:w="1984"/>
           </w:tcPr>
           <w:p>
             <w:pPr>
@@ -878,7 +889,27 @@
                 <w:i w:val="0"/>
                 <w:sz w:val="20"/>
               </w:rPr>
-              <w:t>Réaliser M2</w:t>
+              <w:t>Modèle</w:t>
+            </w:r>
+          </w:p>
+        </w:tc>
+        <w:tc>
+          <w:tcPr>
+            <w:tcW w:type="dxa" w:w="2494"/>
+            <w:shd w:val="clear" w:color="auto" w:fill="F1F3E8"/>
+          </w:tcPr>
+          <w:p>
+            <w:pPr>
+              <w:spacing w:after="0"/>
+            </w:pPr>
+            <w:r/>
+            <w:r>
+              <w:rPr>
+                <w:b w:val="0"/>
+                <w:i w:val="0"/>
+                <w:sz w:val="20"/>
+              </w:rPr>
+              <w:t>Réalise le module M2 avec un vrai modèle de prévision, entraîné et évalué sur des données réelles.</w:t>
             </w:r>
           </w:p>
         </w:tc>
@@ -898,33 +929,13 @@
                 <w:i w:val="0"/>
                 <w:sz w:val="20"/>
               </w:rPr>
-              <w:t>« tu peux le travailler M2 et M4, je veux un travail correct »</w:t>
-            </w:r>
-          </w:p>
-        </w:tc>
-        <w:tc>
-          <w:tcPr>
-            <w:tcW w:type="dxa" w:w="2438"/>
-            <w:shd w:val="clear" w:color="auto" w:fill="F1F3E8"/>
-          </w:tcPr>
-          <w:p>
-            <w:pPr>
-              <w:spacing w:after="0"/>
-            </w:pPr>
-            <w:r/>
-            <w:r>
-              <w:rPr>
-                <w:b w:val="0"/>
-                <w:i w:val="0"/>
-                <w:sz w:val="20"/>
-              </w:rPr>
               <w:t>Entraînement du LSTM sur ERA5, service FastAPI, écran d’irrigation</w:t>
             </w:r>
           </w:p>
         </w:tc>
         <w:tc>
           <w:tcPr>
-            <w:tcW w:type="dxa" w:w="2041"/>
+            <w:tcW w:type="dxa" w:w="1984"/>
             <w:shd w:val="clear" w:color="auto" w:fill="F1F3E8"/>
           </w:tcPr>
           <w:p>
@@ -978,7 +989,26 @@
                 <w:i w:val="0"/>
                 <w:sz w:val="20"/>
               </w:rPr>
-              <w:t>Données réelles</w:t>
+              <w:t>Données</w:t>
+            </w:r>
+          </w:p>
+        </w:tc>
+        <w:tc>
+          <w:tcPr>
+            <w:tcW w:type="dxa" w:w="2494"/>
+          </w:tcPr>
+          <w:p>
+            <w:pPr>
+              <w:spacing w:after="0"/>
+            </w:pPr>
+            <w:r/>
+            <w:r>
+              <w:rPr>
+                <w:b w:val="0"/>
+                <w:i w:val="0"/>
+                <w:sz w:val="20"/>
+              </w:rPr>
+              <w:t>Remplace les valeurs simulées par une vraie API météo, avec une solution de repli en cas de panne.</w:t>
             </w:r>
           </w:p>
         </w:tc>
@@ -997,32 +1027,13 @@
                 <w:i w:val="0"/>
                 <w:sz w:val="20"/>
               </w:rPr>
-              <w:t>« je veux avec API non mock des valeurs réelles »</w:t>
+              <w:t>Branchement d’Open-Meteo, cache d’une heure, repli explicite</w:t>
             </w:r>
           </w:p>
         </w:tc>
         <w:tc>
           <w:tcPr>
-            <w:tcW w:type="dxa" w:w="2438"/>
-          </w:tcPr>
-          <w:p>
-            <w:pPr>
-              <w:spacing w:after="0"/>
-            </w:pPr>
-            <w:r/>
-            <w:r>
-              <w:rPr>
-                <w:b w:val="0"/>
-                <w:i w:val="0"/>
-                <w:sz w:val="20"/>
-              </w:rPr>
-              <w:t>Branchement d’Open-Meteo avec cache d’une heure et repli explicite</w:t>
-            </w:r>
-          </w:p>
-        </w:tc>
-        <w:tc>
-          <w:tcPr>
-            <w:tcW w:type="dxa" w:w="2041"/>
+            <w:tcW w:type="dxa" w:w="1984"/>
           </w:tcPr>
           <w:p>
             <w:pPr>
@@ -1077,7 +1088,27 @@
                 <w:i w:val="0"/>
                 <w:sz w:val="20"/>
               </w:rPr>
-              <w:t>Projet réel</w:t>
+              <w:t>Intégration</w:t>
+            </w:r>
+          </w:p>
+        </w:tc>
+        <w:tc>
+          <w:tcPr>
+            <w:tcW w:type="dxa" w:w="2494"/>
+            <w:shd w:val="clear" w:color="auto" w:fill="F1F3E8"/>
+          </w:tcPr>
+          <w:p>
+            <w:pPr>
+              <w:spacing w:after="0"/>
+            </w:pPr>
+            <w:r/>
+            <w:r>
+              <w:rPr>
+                <w:b w:val="0"/>
+                <w:i w:val="0"/>
+                <w:sz w:val="20"/>
+              </w:rPr>
+              <w:t>Supprime Swagger et vérifie que chaque module utilise un vrai modèle, sans données simulées.</w:t>
             </w:r>
           </w:p>
         </w:tc>
@@ -1097,33 +1128,13 @@
                 <w:i w:val="0"/>
                 <w:sz w:val="20"/>
               </w:rPr>
-              <w:t>« je veux éliminer swagger complètement … pas de mock »</w:t>
-            </w:r>
-          </w:p>
-        </w:tc>
-        <w:tc>
-          <w:tcPr>
-            <w:tcW w:type="dxa" w:w="2438"/>
-            <w:shd w:val="clear" w:color="auto" w:fill="F1F3E8"/>
-          </w:tcPr>
-          <w:p>
-            <w:pPr>
-              <w:spacing w:after="0"/>
-            </w:pPr>
-            <w:r/>
-            <w:r>
-              <w:rPr>
-                <w:b w:val="0"/>
-                <w:i w:val="0"/>
-                <w:sz w:val="20"/>
-              </w:rPr>
               <w:t>Suppression de springdoc, page d’état, entraînement réel de M1 et M6</w:t>
             </w:r>
           </w:p>
         </w:tc>
         <w:tc>
           <w:tcPr>
-            <w:tcW w:type="dxa" w:w="2041"/>
+            <w:tcW w:type="dxa" w:w="1984"/>
             <w:shd w:val="clear" w:color="auto" w:fill="F1F3E8"/>
           </w:tcPr>
           <w:p>
@@ -1177,7 +1188,26 @@
                 <w:i w:val="0"/>
                 <w:sz w:val="20"/>
               </w:rPr>
-              <w:t>Rôles</w:t>
+              <w:t>Sécurité</w:t>
+            </w:r>
+          </w:p>
+        </w:tc>
+        <w:tc>
+          <w:tcPr>
+            <w:tcW w:type="dxa" w:w="2494"/>
+          </w:tcPr>
+          <w:p>
+            <w:pPr>
+              <w:spacing w:after="0"/>
+            </w:pPr>
+            <w:r/>
+            <w:r>
+              <w:rPr>
+                <w:b w:val="0"/>
+                <w:i w:val="0"/>
+                <w:sz w:val="20"/>
+              </w:rPr>
+              <w:t>Crée un seul compte administrateur et des comptes agriculteurs, chacun redirigé vers son espace.</w:t>
             </w:r>
           </w:p>
         </w:tc>
@@ -1196,32 +1226,13 @@
                 <w:i w:val="0"/>
                 <w:sz w:val="20"/>
               </w:rPr>
-              <w:t>« un compte admin et un compte utilisateur … admin 1 seul compte »</w:t>
-            </w:r>
-          </w:p>
-        </w:tc>
-        <w:tc>
-          <w:tcPr>
-            <w:tcW w:type="dxa" w:w="2438"/>
-          </w:tcPr>
-          <w:p>
-            <w:pPr>
-              <w:spacing w:after="0"/>
-            </w:pPr>
-            <w:r/>
-            <w:r>
-              <w:rPr>
-                <w:b w:val="0"/>
-                <w:i w:val="0"/>
-                <w:sz w:val="20"/>
-              </w:rPr>
               <w:t>Administrateur unique, routes /api/admin protégées</w:t>
             </w:r>
           </w:p>
         </w:tc>
         <w:tc>
           <w:tcPr>
-            <w:tcW w:type="dxa" w:w="2041"/>
+            <w:tcW w:type="dxa" w:w="1984"/>
           </w:tcPr>
           <w:p>
             <w:pPr>
@@ -1282,7 +1293,7 @@
         </w:tc>
         <w:tc>
           <w:tcPr>
-            <w:tcW w:type="dxa" w:w="2381"/>
+            <w:tcW w:type="dxa" w:w="2494"/>
             <w:shd w:val="clear" w:color="auto" w:fill="F1F3E8"/>
           </w:tcPr>
           <w:p>
@@ -1296,13 +1307,13 @@
                 <w:i w:val="0"/>
                 <w:sz w:val="20"/>
               </w:rPr>
-              <w:t>« change le frontend, je veux un travail organisé »</w:t>
+              <w:t>Réorganise le frontend pour qu’il soit clair, cohérent et professionnel.</w:t>
             </w:r>
           </w:p>
         </w:tc>
         <w:tc>
           <w:tcPr>
-            <w:tcW w:type="dxa" w:w="2438"/>
+            <w:tcW w:type="dxa" w:w="2381"/>
             <w:shd w:val="clear" w:color="auto" w:fill="F1F3E8"/>
           </w:tcPr>
           <w:p>
@@ -1322,7 +1333,7 @@
         </w:tc>
         <w:tc>
           <w:tcPr>
-            <w:tcW w:type="dxa" w:w="2041"/>
+            <w:tcW w:type="dxa" w:w="1984"/>
             <w:shd w:val="clear" w:color="auto" w:fill="F1F3E8"/>
           </w:tcPr>
           <w:p>
@@ -1376,7 +1387,26 @@
                 <w:i w:val="0"/>
                 <w:sz w:val="20"/>
               </w:rPr>
-              <w:t>Vidéo</w:t>
+              <w:t>Tests</w:t>
+            </w:r>
+          </w:p>
+        </w:tc>
+        <w:tc>
+          <w:tcPr>
+            <w:tcW w:type="dxa" w:w="2494"/>
+          </w:tcPr>
+          <w:p>
+            <w:pPr>
+              <w:spacing w:after="0"/>
+            </w:pPr>
+            <w:r/>
+            <w:r>
+              <w:rPr>
+                <w:b w:val="0"/>
+                <w:i w:val="0"/>
+                <w:sz w:val="20"/>
+              </w:rPr>
+              <w:t>Vérifie que tous les modules de la vidéo de démonstration utilisent les vrais modèles.</w:t>
             </w:r>
           </w:p>
         </w:tc>
@@ -1395,32 +1425,13 @@
                 <w:i w:val="0"/>
                 <w:sz w:val="20"/>
               </w:rPr>
-              <w:t>« tous les modules run correctement dans la vidéo ? »</w:t>
-            </w:r>
-          </w:p>
-        </w:tc>
-        <w:tc>
-          <w:tcPr>
-            <w:tcW w:type="dxa" w:w="2438"/>
-          </w:tcPr>
-          <w:p>
-            <w:pPr>
-              <w:spacing w:after="0"/>
-            </w:pPr>
-            <w:r/>
-            <w:r>
-              <w:rPr>
-                <w:b w:val="0"/>
-                <w:i w:val="0"/>
-                <w:sz w:val="20"/>
-              </w:rPr>
               <w:t>Lecture des prédictions enregistrées pendant la vidéo</w:t>
             </w:r>
           </w:p>
         </w:tc>
         <w:tc>
           <w:tcPr>
-            <w:tcW w:type="dxa" w:w="2041"/>
+            <w:tcW w:type="dxa" w:w="1984"/>
           </w:tcPr>
           <w:p>
             <w:pPr>
@@ -1475,7 +1486,27 @@
                 <w:i w:val="0"/>
                 <w:sz w:val="20"/>
               </w:rPr>
-              <w:t>Grille</w:t>
+              <w:t>Qualité</w:t>
+            </w:r>
+          </w:p>
+        </w:tc>
+        <w:tc>
+          <w:tcPr>
+            <w:tcW w:type="dxa" w:w="2494"/>
+            <w:shd w:val="clear" w:color="auto" w:fill="F1F3E8"/>
+          </w:tcPr>
+          <w:p>
+            <w:pPr>
+              <w:spacing w:after="0"/>
+            </w:pPr>
+            <w:r/>
+            <w:r>
+              <w:rPr>
+                <w:b w:val="0"/>
+                <w:i w:val="0"/>
+                <w:sz w:val="20"/>
+              </w:rPr>
+              <w:t>Compare le projet à la grille d’évaluation et complète ce qui manque, dont la revue de sécurité.</w:t>
             </w:r>
           </w:p>
         </w:tc>
@@ -1495,13 +1526,13 @@
                 <w:i w:val="0"/>
                 <w:sz w:val="20"/>
               </w:rPr>
-              <w:t>« compare avec la grille d’évaluation »</w:t>
+              <w:t>Revue de sécurité, correction de 2 alertes Bandit, chapitre IA générative</w:t>
             </w:r>
           </w:p>
         </w:tc>
         <w:tc>
           <w:tcPr>
-            <w:tcW w:type="dxa" w:w="2438"/>
+            <w:tcW w:type="dxa" w:w="1984"/>
             <w:shd w:val="clear" w:color="auto" w:fill="F1F3E8"/>
           </w:tcPr>
           <w:p>
@@ -1515,27 +1546,7 @@
                 <w:i w:val="0"/>
                 <w:sz w:val="20"/>
               </w:rPr>
-              <w:t>Revue de sécurité, correction de 2 alertes Bandit, chapitre IA générative</w:t>
-            </w:r>
-          </w:p>
-        </w:tc>
-        <w:tc>
-          <w:tcPr>
-            <w:tcW w:type="dxa" w:w="2041"/>
-            <w:shd w:val="clear" w:color="auto" w:fill="F1F3E8"/>
-          </w:tcPr>
-          <w:p>
-            <w:pPr>
-              <w:spacing w:after="0"/>
-            </w:pPr>
-            <w:r/>
-            <w:r>
-              <w:rPr>
-                <w:b w:val="0"/>
-                <w:i w:val="0"/>
-                <w:sz w:val="20"/>
-              </w:rPr>
-              <w:t>Tests M1 et M2 relancés ; Bandit sans alerte</w:t>
+              <w:t>Tests relancés ; Bandit sans alerte</w:t>
             </w:r>
           </w:p>
         </w:tc>
@@ -1575,7 +1586,26 @@
                 <w:i w:val="0"/>
                 <w:sz w:val="20"/>
               </w:rPr>
-              <w:t>Tests</w:t>
+              <w:t>Documentation</w:t>
+            </w:r>
+          </w:p>
+        </w:tc>
+        <w:tc>
+          <w:tcPr>
+            <w:tcW w:type="dxa" w:w="2494"/>
+          </w:tcPr>
+          <w:p>
+            <w:pPr>
+              <w:spacing w:after="0"/>
+            </w:pPr>
+            <w:r/>
+            <w:r>
+              <w:rPr>
+                <w:b w:val="0"/>
+                <w:i w:val="0"/>
+                <w:sz w:val="20"/>
+              </w:rPr>
+              <w:t>Donne-moi les commandes de chaque série de tests pour que je réalise moi-même les captures.</w:t>
             </w:r>
           </w:p>
         </w:tc>
@@ -1594,32 +1624,13 @@
                 <w:i w:val="0"/>
                 <w:sz w:val="20"/>
               </w:rPr>
-              <w:t>« donne les commandes, je fais les captures moi-même »</w:t>
-            </w:r>
-          </w:p>
-        </w:tc>
-        <w:tc>
-          <w:tcPr>
-            <w:tcW w:type="dxa" w:w="2438"/>
-          </w:tcPr>
-          <w:p>
-            <w:pPr>
-              <w:spacing w:after="0"/>
-            </w:pPr>
-            <w:r/>
-            <w:r>
-              <w:rPr>
-                <w:b w:val="0"/>
-                <w:i w:val="0"/>
-                <w:sz w:val="20"/>
-              </w:rPr>
               <w:t>Commandes PowerShell pour chaque série de tests</w:t>
             </w:r>
           </w:p>
         </w:tc>
         <w:tc>
           <w:tcPr>
-            <w:tcW w:type="dxa" w:w="2041"/>
+            <w:tcW w:type="dxa" w:w="1984"/>
           </w:tcPr>
           <w:p>
             <w:pPr>
